--- a/304/file/Unit 2.docx
+++ b/304/file/Unit 2.docx
@@ -217,6 +217,3150 @@
         </w:rPr>
         <w:t>CODE:</w:t>
       </w:r>
+    </w:p>
+    <w:p>
+      <w:pPr>
+        <w:pStyle w:val="ListParagraph"/>
+        <w:numPr>
+          <w:ilvl w:val="0"/>
+          <w:numId w:val="11"/>
+        </w:numPr>
+        <w:shd w:val="clear" w:color="auto" w:fill="FFFFFF"/>
+        <w:spacing w:line="473" w:lineRule="atLeast"/>
+        <w:rPr>
+          <w:rFonts w:ascii="Cambria" w:eastAsia="Times New Roman" w:hAnsi="Cambria" w:cs="Times New Roman"/>
+          <w:color w:val="000000"/>
+          <w:sz w:val="34"/>
+          <w:szCs w:val="34"/>
+          <w:lang w:bidi="hi-IN"/>
+        </w:rPr>
+      </w:pPr>
+      <w:proofErr w:type="spellStart"/>
+      <w:r>
+        <w:rPr>
+          <w:lang w:val="en-IN"/>
+        </w:rPr>
+        <w:t>App.jsx</w:t>
+      </w:r>
+      <w:proofErr w:type="spellEnd"/>
+      <w:r>
+        <w:rPr>
+          <w:lang w:val="en-IN"/>
+        </w:rPr>
+        <w:br/>
+      </w:r>
+    </w:p>
+    <w:p>
+      <w:pPr>
+        <w:shd w:val="clear" w:color="auto" w:fill="FFFFFF"/>
+        <w:spacing w:line="473" w:lineRule="atLeast"/>
+        <w:rPr>
+          <w:rFonts w:ascii="Cambria" w:eastAsia="Times New Roman" w:hAnsi="Cambria" w:cs="Times New Roman"/>
+          <w:color w:val="000000"/>
+          <w:sz w:val="34"/>
+          <w:szCs w:val="34"/>
+          <w:lang w:bidi="hi-IN"/>
+        </w:rPr>
+      </w:pPr>
+      <w:proofErr w:type="gramStart"/>
+      <w:r>
+        <w:rPr>
+          <w:rFonts w:ascii="Cambria" w:eastAsia="Times New Roman" w:hAnsi="Cambria" w:cs="Times New Roman"/>
+          <w:color w:val="AF00DB"/>
+          <w:sz w:val="34"/>
+          <w:szCs w:val="34"/>
+          <w:lang w:bidi="hi-IN"/>
+        </w:rPr>
+        <w:t>import</w:t>
+      </w:r>
+      <w:proofErr w:type="gramEnd"/>
+      <w:r>
+        <w:rPr>
+          <w:rFonts w:ascii="Cambria" w:eastAsia="Times New Roman" w:hAnsi="Cambria" w:cs="Times New Roman"/>
+          <w:color w:val="000000"/>
+          <w:sz w:val="34"/>
+          <w:szCs w:val="34"/>
+          <w:lang w:bidi="hi-IN"/>
+        </w:rPr>
+        <w:t xml:space="preserve"> { </w:t>
+      </w:r>
+      <w:proofErr w:type="spellStart"/>
+      <w:r>
+        <w:rPr>
+          <w:rFonts w:ascii="Cambria" w:eastAsia="Times New Roman" w:hAnsi="Cambria" w:cs="Times New Roman"/>
+          <w:color w:val="001080"/>
+          <w:sz w:val="34"/>
+          <w:szCs w:val="34"/>
+          <w:lang w:bidi="hi-IN"/>
+        </w:rPr>
+        <w:t>BrowserRouter</w:t>
+      </w:r>
+      <w:proofErr w:type="spellEnd"/>
+      <w:r>
+        <w:rPr>
+          <w:rFonts w:ascii="Cambria" w:eastAsia="Times New Roman" w:hAnsi="Cambria" w:cs="Times New Roman"/>
+          <w:color w:val="000000"/>
+          <w:sz w:val="34"/>
+          <w:szCs w:val="34"/>
+          <w:lang w:bidi="hi-IN"/>
+        </w:rPr>
+        <w:t xml:space="preserve">, </w:t>
+      </w:r>
+      <w:r>
+        <w:rPr>
+          <w:rFonts w:ascii="Cambria" w:eastAsia="Times New Roman" w:hAnsi="Cambria" w:cs="Times New Roman"/>
+          <w:color w:val="001080"/>
+          <w:sz w:val="34"/>
+          <w:szCs w:val="34"/>
+          <w:lang w:bidi="hi-IN"/>
+        </w:rPr>
+        <w:t>Routes</w:t>
+      </w:r>
+      <w:r>
+        <w:rPr>
+          <w:rFonts w:ascii="Cambria" w:eastAsia="Times New Roman" w:hAnsi="Cambria" w:cs="Times New Roman"/>
+          <w:color w:val="000000"/>
+          <w:sz w:val="34"/>
+          <w:szCs w:val="34"/>
+          <w:lang w:bidi="hi-IN"/>
+        </w:rPr>
+        <w:t xml:space="preserve">, </w:t>
+      </w:r>
+      <w:r>
+        <w:rPr>
+          <w:rFonts w:ascii="Cambria" w:eastAsia="Times New Roman" w:hAnsi="Cambria" w:cs="Times New Roman"/>
+          <w:color w:val="001080"/>
+          <w:sz w:val="34"/>
+          <w:szCs w:val="34"/>
+          <w:lang w:bidi="hi-IN"/>
+        </w:rPr>
+        <w:t>Route</w:t>
+      </w:r>
+      <w:r>
+        <w:rPr>
+          <w:rFonts w:ascii="Cambria" w:eastAsia="Times New Roman" w:hAnsi="Cambria" w:cs="Times New Roman"/>
+          <w:color w:val="000000"/>
+          <w:sz w:val="34"/>
+          <w:szCs w:val="34"/>
+          <w:lang w:bidi="hi-IN"/>
+        </w:rPr>
+        <w:t xml:space="preserve"> } </w:t>
+      </w:r>
+      <w:r>
+        <w:rPr>
+          <w:rFonts w:ascii="Cambria" w:eastAsia="Times New Roman" w:hAnsi="Cambria" w:cs="Times New Roman"/>
+          <w:color w:val="AF00DB"/>
+          <w:sz w:val="34"/>
+          <w:szCs w:val="34"/>
+          <w:lang w:bidi="hi-IN"/>
+        </w:rPr>
+        <w:t>from</w:t>
+      </w:r>
+      <w:r>
+        <w:rPr>
+          <w:rFonts w:ascii="Cambria" w:eastAsia="Times New Roman" w:hAnsi="Cambria" w:cs="Times New Roman"/>
+          <w:color w:val="000000"/>
+          <w:sz w:val="34"/>
+          <w:szCs w:val="34"/>
+          <w:lang w:bidi="hi-IN"/>
+        </w:rPr>
+        <w:t xml:space="preserve"> </w:t>
+      </w:r>
+      <w:r>
+        <w:rPr>
+          <w:rFonts w:ascii="Cambria" w:eastAsia="Times New Roman" w:hAnsi="Cambria" w:cs="Times New Roman"/>
+          <w:color w:val="A31515"/>
+          <w:sz w:val="34"/>
+          <w:szCs w:val="34"/>
+          <w:lang w:bidi="hi-IN"/>
+        </w:rPr>
+        <w:t>"react-router-</w:t>
+      </w:r>
+      <w:proofErr w:type="spellStart"/>
+      <w:r>
+        <w:rPr>
+          <w:rFonts w:ascii="Cambria" w:eastAsia="Times New Roman" w:hAnsi="Cambria" w:cs="Times New Roman"/>
+          <w:color w:val="A31515"/>
+          <w:sz w:val="34"/>
+          <w:szCs w:val="34"/>
+          <w:lang w:bidi="hi-IN"/>
+        </w:rPr>
+        <w:t>dom</w:t>
+      </w:r>
+      <w:proofErr w:type="spellEnd"/>
+      <w:r>
+        <w:rPr>
+          <w:rFonts w:ascii="Cambria" w:eastAsia="Times New Roman" w:hAnsi="Cambria" w:cs="Times New Roman"/>
+          <w:color w:val="A31515"/>
+          <w:sz w:val="34"/>
+          <w:szCs w:val="34"/>
+          <w:lang w:bidi="hi-IN"/>
+        </w:rPr>
+        <w:t>"</w:t>
+      </w:r>
+      <w:r>
+        <w:rPr>
+          <w:rFonts w:ascii="Cambria" w:eastAsia="Times New Roman" w:hAnsi="Cambria" w:cs="Times New Roman"/>
+          <w:color w:val="000000"/>
+          <w:sz w:val="34"/>
+          <w:szCs w:val="34"/>
+          <w:lang w:bidi="hi-IN"/>
+        </w:rPr>
+        <w:t>;</w:t>
+      </w:r>
+    </w:p>
+    <w:p>
+      <w:pPr>
+        <w:shd w:val="clear" w:color="auto" w:fill="FFFFFF"/>
+        <w:spacing w:after="0" w:line="473" w:lineRule="atLeast"/>
+        <w:rPr>
+          <w:rFonts w:ascii="Cambria" w:eastAsia="Times New Roman" w:hAnsi="Cambria" w:cs="Times New Roman"/>
+          <w:color w:val="000000"/>
+          <w:sz w:val="34"/>
+          <w:szCs w:val="34"/>
+          <w:lang w:bidi="hi-IN"/>
+        </w:rPr>
+      </w:pPr>
+      <w:proofErr w:type="gramStart"/>
+      <w:r>
+        <w:rPr>
+          <w:rFonts w:ascii="Cambria" w:eastAsia="Times New Roman" w:hAnsi="Cambria" w:cs="Times New Roman"/>
+          <w:color w:val="AF00DB"/>
+          <w:sz w:val="34"/>
+          <w:szCs w:val="34"/>
+          <w:lang w:bidi="hi-IN"/>
+        </w:rPr>
+        <w:t>import</w:t>
+      </w:r>
+      <w:proofErr w:type="gramEnd"/>
+      <w:r>
+        <w:rPr>
+          <w:rFonts w:ascii="Cambria" w:eastAsia="Times New Roman" w:hAnsi="Cambria" w:cs="Times New Roman"/>
+          <w:color w:val="000000"/>
+          <w:sz w:val="34"/>
+          <w:szCs w:val="34"/>
+          <w:lang w:bidi="hi-IN"/>
+        </w:rPr>
+        <w:t xml:space="preserve"> </w:t>
+      </w:r>
+      <w:r>
+        <w:rPr>
+          <w:rFonts w:ascii="Cambria" w:eastAsia="Times New Roman" w:hAnsi="Cambria" w:cs="Times New Roman"/>
+          <w:color w:val="001080"/>
+          <w:sz w:val="34"/>
+          <w:szCs w:val="34"/>
+          <w:lang w:bidi="hi-IN"/>
+        </w:rPr>
+        <w:t>Home</w:t>
+      </w:r>
+      <w:r>
+        <w:rPr>
+          <w:rFonts w:ascii="Cambria" w:eastAsia="Times New Roman" w:hAnsi="Cambria" w:cs="Times New Roman"/>
+          <w:color w:val="000000"/>
+          <w:sz w:val="34"/>
+          <w:szCs w:val="34"/>
+          <w:lang w:bidi="hi-IN"/>
+        </w:rPr>
+        <w:t xml:space="preserve"> </w:t>
+      </w:r>
+      <w:r>
+        <w:rPr>
+          <w:rFonts w:ascii="Cambria" w:eastAsia="Times New Roman" w:hAnsi="Cambria" w:cs="Times New Roman"/>
+          <w:color w:val="AF00DB"/>
+          <w:sz w:val="34"/>
+          <w:szCs w:val="34"/>
+          <w:lang w:bidi="hi-IN"/>
+        </w:rPr>
+        <w:t>from</w:t>
+      </w:r>
+      <w:r>
+        <w:rPr>
+          <w:rFonts w:ascii="Cambria" w:eastAsia="Times New Roman" w:hAnsi="Cambria" w:cs="Times New Roman"/>
+          <w:color w:val="000000"/>
+          <w:sz w:val="34"/>
+          <w:szCs w:val="34"/>
+          <w:lang w:bidi="hi-IN"/>
+        </w:rPr>
+        <w:t xml:space="preserve"> </w:t>
+      </w:r>
+      <w:r>
+        <w:rPr>
+          <w:rFonts w:ascii="Cambria" w:eastAsia="Times New Roman" w:hAnsi="Cambria" w:cs="Times New Roman"/>
+          <w:color w:val="A31515"/>
+          <w:sz w:val="34"/>
+          <w:szCs w:val="34"/>
+          <w:lang w:bidi="hi-IN"/>
+        </w:rPr>
+        <w:t>"./pages/Home"</w:t>
+      </w:r>
+      <w:r>
+        <w:rPr>
+          <w:rFonts w:ascii="Cambria" w:eastAsia="Times New Roman" w:hAnsi="Cambria" w:cs="Times New Roman"/>
+          <w:color w:val="000000"/>
+          <w:sz w:val="34"/>
+          <w:szCs w:val="34"/>
+          <w:lang w:bidi="hi-IN"/>
+        </w:rPr>
+        <w:t>;</w:t>
+      </w:r>
+    </w:p>
+    <w:p>
+      <w:pPr>
+        <w:shd w:val="clear" w:color="auto" w:fill="FFFFFF"/>
+        <w:spacing w:after="0" w:line="473" w:lineRule="atLeast"/>
+        <w:rPr>
+          <w:rFonts w:ascii="Cambria" w:eastAsia="Times New Roman" w:hAnsi="Cambria" w:cs="Times New Roman"/>
+          <w:color w:val="000000"/>
+          <w:sz w:val="34"/>
+          <w:szCs w:val="34"/>
+          <w:lang w:bidi="hi-IN"/>
+        </w:rPr>
+      </w:pPr>
+      <w:proofErr w:type="gramStart"/>
+      <w:r>
+        <w:rPr>
+          <w:rFonts w:ascii="Cambria" w:eastAsia="Times New Roman" w:hAnsi="Cambria" w:cs="Times New Roman"/>
+          <w:color w:val="AF00DB"/>
+          <w:sz w:val="34"/>
+          <w:szCs w:val="34"/>
+          <w:lang w:bidi="hi-IN"/>
+        </w:rPr>
+        <w:t>import</w:t>
+      </w:r>
+      <w:proofErr w:type="gramEnd"/>
+      <w:r>
+        <w:rPr>
+          <w:rFonts w:ascii="Cambria" w:eastAsia="Times New Roman" w:hAnsi="Cambria" w:cs="Times New Roman"/>
+          <w:color w:val="000000"/>
+          <w:sz w:val="34"/>
+          <w:szCs w:val="34"/>
+          <w:lang w:bidi="hi-IN"/>
+        </w:rPr>
+        <w:t xml:space="preserve"> </w:t>
+      </w:r>
+      <w:r>
+        <w:rPr>
+          <w:rFonts w:ascii="Cambria" w:eastAsia="Times New Roman" w:hAnsi="Cambria" w:cs="Times New Roman"/>
+          <w:color w:val="001080"/>
+          <w:sz w:val="34"/>
+          <w:szCs w:val="34"/>
+          <w:lang w:bidi="hi-IN"/>
+        </w:rPr>
+        <w:t>About</w:t>
+      </w:r>
+      <w:r>
+        <w:rPr>
+          <w:rFonts w:ascii="Cambria" w:eastAsia="Times New Roman" w:hAnsi="Cambria" w:cs="Times New Roman"/>
+          <w:color w:val="000000"/>
+          <w:sz w:val="34"/>
+          <w:szCs w:val="34"/>
+          <w:lang w:bidi="hi-IN"/>
+        </w:rPr>
+        <w:t xml:space="preserve"> </w:t>
+      </w:r>
+      <w:r>
+        <w:rPr>
+          <w:rFonts w:ascii="Cambria" w:eastAsia="Times New Roman" w:hAnsi="Cambria" w:cs="Times New Roman"/>
+          <w:color w:val="AF00DB"/>
+          <w:sz w:val="34"/>
+          <w:szCs w:val="34"/>
+          <w:lang w:bidi="hi-IN"/>
+        </w:rPr>
+        <w:t>from</w:t>
+      </w:r>
+      <w:r>
+        <w:rPr>
+          <w:rFonts w:ascii="Cambria" w:eastAsia="Times New Roman" w:hAnsi="Cambria" w:cs="Times New Roman"/>
+          <w:color w:val="000000"/>
+          <w:sz w:val="34"/>
+          <w:szCs w:val="34"/>
+          <w:lang w:bidi="hi-IN"/>
+        </w:rPr>
+        <w:t xml:space="preserve"> </w:t>
+      </w:r>
+      <w:r>
+        <w:rPr>
+          <w:rFonts w:ascii="Cambria" w:eastAsia="Times New Roman" w:hAnsi="Cambria" w:cs="Times New Roman"/>
+          <w:color w:val="A31515"/>
+          <w:sz w:val="34"/>
+          <w:szCs w:val="34"/>
+          <w:lang w:bidi="hi-IN"/>
+        </w:rPr>
+        <w:t>"./pages/About"</w:t>
+      </w:r>
+      <w:r>
+        <w:rPr>
+          <w:rFonts w:ascii="Cambria" w:eastAsia="Times New Roman" w:hAnsi="Cambria" w:cs="Times New Roman"/>
+          <w:color w:val="000000"/>
+          <w:sz w:val="34"/>
+          <w:szCs w:val="34"/>
+          <w:lang w:bidi="hi-IN"/>
+        </w:rPr>
+        <w:t>;</w:t>
+      </w:r>
+    </w:p>
+    <w:p>
+      <w:pPr>
+        <w:shd w:val="clear" w:color="auto" w:fill="FFFFFF"/>
+        <w:spacing w:after="0" w:line="473" w:lineRule="atLeast"/>
+        <w:rPr>
+          <w:rFonts w:ascii="Cambria" w:eastAsia="Times New Roman" w:hAnsi="Cambria" w:cs="Times New Roman"/>
+          <w:color w:val="000000"/>
+          <w:sz w:val="34"/>
+          <w:szCs w:val="34"/>
+          <w:lang w:bidi="hi-IN"/>
+        </w:rPr>
+      </w:pPr>
+      <w:proofErr w:type="gramStart"/>
+      <w:r>
+        <w:rPr>
+          <w:rFonts w:ascii="Cambria" w:eastAsia="Times New Roman" w:hAnsi="Cambria" w:cs="Times New Roman"/>
+          <w:color w:val="AF00DB"/>
+          <w:sz w:val="34"/>
+          <w:szCs w:val="34"/>
+          <w:lang w:bidi="hi-IN"/>
+        </w:rPr>
+        <w:t>import</w:t>
+      </w:r>
+      <w:proofErr w:type="gramEnd"/>
+      <w:r>
+        <w:rPr>
+          <w:rFonts w:ascii="Cambria" w:eastAsia="Times New Roman" w:hAnsi="Cambria" w:cs="Times New Roman"/>
+          <w:color w:val="000000"/>
+          <w:sz w:val="34"/>
+          <w:szCs w:val="34"/>
+          <w:lang w:bidi="hi-IN"/>
+        </w:rPr>
+        <w:t xml:space="preserve"> </w:t>
+      </w:r>
+      <w:r>
+        <w:rPr>
+          <w:rFonts w:ascii="Cambria" w:eastAsia="Times New Roman" w:hAnsi="Cambria" w:cs="Times New Roman"/>
+          <w:color w:val="001080"/>
+          <w:sz w:val="34"/>
+          <w:szCs w:val="34"/>
+          <w:lang w:bidi="hi-IN"/>
+        </w:rPr>
+        <w:t>Contact</w:t>
+      </w:r>
+      <w:r>
+        <w:rPr>
+          <w:rFonts w:ascii="Cambria" w:eastAsia="Times New Roman" w:hAnsi="Cambria" w:cs="Times New Roman"/>
+          <w:color w:val="000000"/>
+          <w:sz w:val="34"/>
+          <w:szCs w:val="34"/>
+          <w:lang w:bidi="hi-IN"/>
+        </w:rPr>
+        <w:t xml:space="preserve"> </w:t>
+      </w:r>
+      <w:r>
+        <w:rPr>
+          <w:rFonts w:ascii="Cambria" w:eastAsia="Times New Roman" w:hAnsi="Cambria" w:cs="Times New Roman"/>
+          <w:color w:val="AF00DB"/>
+          <w:sz w:val="34"/>
+          <w:szCs w:val="34"/>
+          <w:lang w:bidi="hi-IN"/>
+        </w:rPr>
+        <w:t>from</w:t>
+      </w:r>
+      <w:r>
+        <w:rPr>
+          <w:rFonts w:ascii="Cambria" w:eastAsia="Times New Roman" w:hAnsi="Cambria" w:cs="Times New Roman"/>
+          <w:color w:val="000000"/>
+          <w:sz w:val="34"/>
+          <w:szCs w:val="34"/>
+          <w:lang w:bidi="hi-IN"/>
+        </w:rPr>
+        <w:t xml:space="preserve"> </w:t>
+      </w:r>
+      <w:r>
+        <w:rPr>
+          <w:rFonts w:ascii="Cambria" w:eastAsia="Times New Roman" w:hAnsi="Cambria" w:cs="Times New Roman"/>
+          <w:color w:val="A31515"/>
+          <w:sz w:val="34"/>
+          <w:szCs w:val="34"/>
+          <w:lang w:bidi="hi-IN"/>
+        </w:rPr>
+        <w:t>"./pages/Contact"</w:t>
+      </w:r>
+      <w:r>
+        <w:rPr>
+          <w:rFonts w:ascii="Cambria" w:eastAsia="Times New Roman" w:hAnsi="Cambria" w:cs="Times New Roman"/>
+          <w:color w:val="000000"/>
+          <w:sz w:val="34"/>
+          <w:szCs w:val="34"/>
+          <w:lang w:bidi="hi-IN"/>
+        </w:rPr>
+        <w:t>;</w:t>
+      </w:r>
+    </w:p>
+    <w:p>
+      <w:pPr>
+        <w:shd w:val="clear" w:color="auto" w:fill="FFFFFF"/>
+        <w:spacing w:after="0" w:line="473" w:lineRule="atLeast"/>
+        <w:rPr>
+          <w:rFonts w:ascii="Cambria" w:eastAsia="Times New Roman" w:hAnsi="Cambria" w:cs="Times New Roman"/>
+          <w:color w:val="000000"/>
+          <w:sz w:val="34"/>
+          <w:szCs w:val="34"/>
+          <w:lang w:bidi="hi-IN"/>
+        </w:rPr>
+      </w:pPr>
+    </w:p>
+    <w:p>
+      <w:pPr>
+        <w:shd w:val="clear" w:color="auto" w:fill="FFFFFF"/>
+        <w:spacing w:after="0" w:line="473" w:lineRule="atLeast"/>
+        <w:rPr>
+          <w:rFonts w:ascii="Cambria" w:eastAsia="Times New Roman" w:hAnsi="Cambria" w:cs="Times New Roman"/>
+          <w:color w:val="000000"/>
+          <w:sz w:val="34"/>
+          <w:szCs w:val="34"/>
+          <w:lang w:bidi="hi-IN"/>
+        </w:rPr>
+      </w:pPr>
+      <w:proofErr w:type="gramStart"/>
+      <w:r>
+        <w:rPr>
+          <w:rFonts w:ascii="Cambria" w:eastAsia="Times New Roman" w:hAnsi="Cambria" w:cs="Times New Roman"/>
+          <w:color w:val="0000FF"/>
+          <w:sz w:val="34"/>
+          <w:szCs w:val="34"/>
+          <w:lang w:bidi="hi-IN"/>
+        </w:rPr>
+        <w:t>function</w:t>
+      </w:r>
+      <w:proofErr w:type="gramEnd"/>
+      <w:r>
+        <w:rPr>
+          <w:rFonts w:ascii="Cambria" w:eastAsia="Times New Roman" w:hAnsi="Cambria" w:cs="Times New Roman"/>
+          <w:color w:val="000000"/>
+          <w:sz w:val="34"/>
+          <w:szCs w:val="34"/>
+          <w:lang w:bidi="hi-IN"/>
+        </w:rPr>
+        <w:t xml:space="preserve"> </w:t>
+      </w:r>
+      <w:r>
+        <w:rPr>
+          <w:rFonts w:ascii="Cambria" w:eastAsia="Times New Roman" w:hAnsi="Cambria" w:cs="Times New Roman"/>
+          <w:color w:val="795E26"/>
+          <w:sz w:val="34"/>
+          <w:szCs w:val="34"/>
+          <w:lang w:bidi="hi-IN"/>
+        </w:rPr>
+        <w:t>App</w:t>
+      </w:r>
+      <w:r>
+        <w:rPr>
+          <w:rFonts w:ascii="Cambria" w:eastAsia="Times New Roman" w:hAnsi="Cambria" w:cs="Times New Roman"/>
+          <w:color w:val="000000"/>
+          <w:sz w:val="34"/>
+          <w:szCs w:val="34"/>
+          <w:lang w:bidi="hi-IN"/>
+        </w:rPr>
+        <w:t>() {</w:t>
+      </w:r>
+    </w:p>
+    <w:p>
+      <w:pPr>
+        <w:shd w:val="clear" w:color="auto" w:fill="FFFFFF"/>
+        <w:spacing w:after="0" w:line="473" w:lineRule="atLeast"/>
+        <w:rPr>
+          <w:rFonts w:ascii="Cambria" w:eastAsia="Times New Roman" w:hAnsi="Cambria" w:cs="Times New Roman"/>
+          <w:color w:val="000000"/>
+          <w:sz w:val="34"/>
+          <w:szCs w:val="34"/>
+          <w:lang w:bidi="hi-IN"/>
+        </w:rPr>
+      </w:pPr>
+      <w:r>
+        <w:rPr>
+          <w:rFonts w:ascii="Cambria" w:eastAsia="Times New Roman" w:hAnsi="Cambria" w:cs="Times New Roman"/>
+          <w:color w:val="000000"/>
+          <w:sz w:val="34"/>
+          <w:szCs w:val="34"/>
+          <w:lang w:bidi="hi-IN"/>
+        </w:rPr>
+        <w:t xml:space="preserve">  </w:t>
+      </w:r>
+      <w:proofErr w:type="gramStart"/>
+      <w:r>
+        <w:rPr>
+          <w:rFonts w:ascii="Cambria" w:eastAsia="Times New Roman" w:hAnsi="Cambria" w:cs="Times New Roman"/>
+          <w:color w:val="AF00DB"/>
+          <w:sz w:val="34"/>
+          <w:szCs w:val="34"/>
+          <w:lang w:bidi="hi-IN"/>
+        </w:rPr>
+        <w:t>return</w:t>
+      </w:r>
+      <w:proofErr w:type="gramEnd"/>
+      <w:r>
+        <w:rPr>
+          <w:rFonts w:ascii="Cambria" w:eastAsia="Times New Roman" w:hAnsi="Cambria" w:cs="Times New Roman"/>
+          <w:color w:val="000000"/>
+          <w:sz w:val="34"/>
+          <w:szCs w:val="34"/>
+          <w:lang w:bidi="hi-IN"/>
+        </w:rPr>
+        <w:t xml:space="preserve"> (</w:t>
+      </w:r>
+    </w:p>
+    <w:p>
+      <w:pPr>
+        <w:shd w:val="clear" w:color="auto" w:fill="FFFFFF"/>
+        <w:spacing w:after="0" w:line="473" w:lineRule="atLeast"/>
+        <w:rPr>
+          <w:rFonts w:ascii="Cambria" w:eastAsia="Times New Roman" w:hAnsi="Cambria" w:cs="Times New Roman"/>
+          <w:color w:val="000000"/>
+          <w:sz w:val="34"/>
+          <w:szCs w:val="34"/>
+          <w:lang w:bidi="hi-IN"/>
+        </w:rPr>
+      </w:pPr>
+      <w:r>
+        <w:rPr>
+          <w:rFonts w:ascii="Cambria" w:eastAsia="Times New Roman" w:hAnsi="Cambria" w:cs="Times New Roman"/>
+          <w:color w:val="000000"/>
+          <w:sz w:val="34"/>
+          <w:szCs w:val="34"/>
+          <w:lang w:bidi="hi-IN"/>
+        </w:rPr>
+        <w:t xml:space="preserve">    </w:t>
+      </w:r>
+      <w:r>
+        <w:rPr>
+          <w:rFonts w:ascii="Cambria" w:eastAsia="Times New Roman" w:hAnsi="Cambria" w:cs="Times New Roman"/>
+          <w:color w:val="800000"/>
+          <w:sz w:val="34"/>
+          <w:szCs w:val="34"/>
+          <w:lang w:bidi="hi-IN"/>
+        </w:rPr>
+        <w:t>&lt;</w:t>
+      </w:r>
+      <w:proofErr w:type="spellStart"/>
+      <w:r>
+        <w:rPr>
+          <w:rFonts w:ascii="Cambria" w:eastAsia="Times New Roman" w:hAnsi="Cambria" w:cs="Times New Roman"/>
+          <w:color w:val="267F99"/>
+          <w:sz w:val="34"/>
+          <w:szCs w:val="34"/>
+          <w:lang w:bidi="hi-IN"/>
+        </w:rPr>
+        <w:t>BrowserRouter</w:t>
+      </w:r>
+      <w:proofErr w:type="spellEnd"/>
+      <w:r>
+        <w:rPr>
+          <w:rFonts w:ascii="Cambria" w:eastAsia="Times New Roman" w:hAnsi="Cambria" w:cs="Times New Roman"/>
+          <w:color w:val="800000"/>
+          <w:sz w:val="34"/>
+          <w:szCs w:val="34"/>
+          <w:lang w:bidi="hi-IN"/>
+        </w:rPr>
+        <w:t>&gt;</w:t>
+      </w:r>
+    </w:p>
+    <w:p>
+      <w:pPr>
+        <w:shd w:val="clear" w:color="auto" w:fill="FFFFFF"/>
+        <w:spacing w:after="0" w:line="473" w:lineRule="atLeast"/>
+        <w:rPr>
+          <w:rFonts w:ascii="Cambria" w:eastAsia="Times New Roman" w:hAnsi="Cambria" w:cs="Times New Roman"/>
+          <w:color w:val="000000"/>
+          <w:sz w:val="34"/>
+          <w:szCs w:val="34"/>
+          <w:lang w:bidi="hi-IN"/>
+        </w:rPr>
+      </w:pPr>
+      <w:r>
+        <w:rPr>
+          <w:rFonts w:ascii="Cambria" w:eastAsia="Times New Roman" w:hAnsi="Cambria" w:cs="Times New Roman"/>
+          <w:color w:val="000000"/>
+          <w:sz w:val="34"/>
+          <w:szCs w:val="34"/>
+          <w:lang w:bidi="hi-IN"/>
+        </w:rPr>
+        <w:t xml:space="preserve">      </w:t>
+      </w:r>
+      <w:r>
+        <w:rPr>
+          <w:rFonts w:ascii="Cambria" w:eastAsia="Times New Roman" w:hAnsi="Cambria" w:cs="Times New Roman"/>
+          <w:color w:val="800000"/>
+          <w:sz w:val="34"/>
+          <w:szCs w:val="34"/>
+          <w:lang w:bidi="hi-IN"/>
+        </w:rPr>
+        <w:t>&lt;</w:t>
+      </w:r>
+      <w:r>
+        <w:rPr>
+          <w:rFonts w:ascii="Cambria" w:eastAsia="Times New Roman" w:hAnsi="Cambria" w:cs="Times New Roman"/>
+          <w:color w:val="267F99"/>
+          <w:sz w:val="34"/>
+          <w:szCs w:val="34"/>
+          <w:lang w:bidi="hi-IN"/>
+        </w:rPr>
+        <w:t>Routes</w:t>
+      </w:r>
+      <w:r>
+        <w:rPr>
+          <w:rFonts w:ascii="Cambria" w:eastAsia="Times New Roman" w:hAnsi="Cambria" w:cs="Times New Roman"/>
+          <w:color w:val="800000"/>
+          <w:sz w:val="34"/>
+          <w:szCs w:val="34"/>
+          <w:lang w:bidi="hi-IN"/>
+        </w:rPr>
+        <w:t>&gt;</w:t>
+      </w:r>
+    </w:p>
+    <w:p>
+      <w:pPr>
+        <w:shd w:val="clear" w:color="auto" w:fill="FFFFFF"/>
+        <w:spacing w:after="0" w:line="473" w:lineRule="atLeast"/>
+        <w:rPr>
+          <w:rFonts w:ascii="Cambria" w:eastAsia="Times New Roman" w:hAnsi="Cambria" w:cs="Times New Roman"/>
+          <w:color w:val="000000"/>
+          <w:sz w:val="34"/>
+          <w:szCs w:val="34"/>
+          <w:lang w:bidi="hi-IN"/>
+        </w:rPr>
+      </w:pPr>
+      <w:r>
+        <w:rPr>
+          <w:rFonts w:ascii="Cambria" w:eastAsia="Times New Roman" w:hAnsi="Cambria" w:cs="Times New Roman"/>
+          <w:color w:val="000000"/>
+          <w:sz w:val="34"/>
+          <w:szCs w:val="34"/>
+          <w:lang w:bidi="hi-IN"/>
+        </w:rPr>
+        <w:t xml:space="preserve">        </w:t>
+      </w:r>
+      <w:r>
+        <w:rPr>
+          <w:rFonts w:ascii="Cambria" w:eastAsia="Times New Roman" w:hAnsi="Cambria" w:cs="Times New Roman"/>
+          <w:color w:val="800000"/>
+          <w:sz w:val="34"/>
+          <w:szCs w:val="34"/>
+          <w:lang w:bidi="hi-IN"/>
+        </w:rPr>
+        <w:t>&lt;</w:t>
+      </w:r>
+      <w:r>
+        <w:rPr>
+          <w:rFonts w:ascii="Cambria" w:eastAsia="Times New Roman" w:hAnsi="Cambria" w:cs="Times New Roman"/>
+          <w:color w:val="267F99"/>
+          <w:sz w:val="34"/>
+          <w:szCs w:val="34"/>
+          <w:lang w:bidi="hi-IN"/>
+        </w:rPr>
+        <w:t>Route</w:t>
+      </w:r>
+      <w:r>
+        <w:rPr>
+          <w:rFonts w:ascii="Cambria" w:eastAsia="Times New Roman" w:hAnsi="Cambria" w:cs="Times New Roman"/>
+          <w:color w:val="000000"/>
+          <w:sz w:val="34"/>
+          <w:szCs w:val="34"/>
+          <w:lang w:bidi="hi-IN"/>
+        </w:rPr>
+        <w:t xml:space="preserve"> </w:t>
+      </w:r>
+      <w:r>
+        <w:rPr>
+          <w:rFonts w:ascii="Cambria" w:eastAsia="Times New Roman" w:hAnsi="Cambria" w:cs="Times New Roman"/>
+          <w:color w:val="E50000"/>
+          <w:sz w:val="34"/>
+          <w:szCs w:val="34"/>
+          <w:lang w:bidi="hi-IN"/>
+        </w:rPr>
+        <w:t>path</w:t>
+      </w:r>
+      <w:r>
+        <w:rPr>
+          <w:rFonts w:ascii="Cambria" w:eastAsia="Times New Roman" w:hAnsi="Cambria" w:cs="Times New Roman"/>
+          <w:color w:val="000000"/>
+          <w:sz w:val="34"/>
+          <w:szCs w:val="34"/>
+          <w:lang w:bidi="hi-IN"/>
+        </w:rPr>
+        <w:t>=</w:t>
+      </w:r>
+      <w:r>
+        <w:rPr>
+          <w:rFonts w:ascii="Cambria" w:eastAsia="Times New Roman" w:hAnsi="Cambria" w:cs="Times New Roman"/>
+          <w:color w:val="A31515"/>
+          <w:sz w:val="34"/>
+          <w:szCs w:val="34"/>
+          <w:lang w:bidi="hi-IN"/>
+        </w:rPr>
+        <w:t>"/"</w:t>
+      </w:r>
+      <w:r>
+        <w:rPr>
+          <w:rFonts w:ascii="Cambria" w:eastAsia="Times New Roman" w:hAnsi="Cambria" w:cs="Times New Roman"/>
+          <w:color w:val="000000"/>
+          <w:sz w:val="34"/>
+          <w:szCs w:val="34"/>
+          <w:lang w:bidi="hi-IN"/>
+        </w:rPr>
+        <w:t xml:space="preserve"> </w:t>
+      </w:r>
+      <w:r>
+        <w:rPr>
+          <w:rFonts w:ascii="Cambria" w:eastAsia="Times New Roman" w:hAnsi="Cambria" w:cs="Times New Roman"/>
+          <w:color w:val="E50000"/>
+          <w:sz w:val="34"/>
+          <w:szCs w:val="34"/>
+          <w:lang w:bidi="hi-IN"/>
+        </w:rPr>
+        <w:t>element</w:t>
+      </w:r>
+      <w:proofErr w:type="gramStart"/>
+      <w:r>
+        <w:rPr>
+          <w:rFonts w:ascii="Cambria" w:eastAsia="Times New Roman" w:hAnsi="Cambria" w:cs="Times New Roman"/>
+          <w:color w:val="000000"/>
+          <w:sz w:val="34"/>
+          <w:szCs w:val="34"/>
+          <w:lang w:bidi="hi-IN"/>
+        </w:rPr>
+        <w:t>=</w:t>
+      </w:r>
+      <w:r>
+        <w:rPr>
+          <w:rFonts w:ascii="Cambria" w:eastAsia="Times New Roman" w:hAnsi="Cambria" w:cs="Times New Roman"/>
+          <w:color w:val="0000FF"/>
+          <w:sz w:val="34"/>
+          <w:szCs w:val="34"/>
+          <w:lang w:bidi="hi-IN"/>
+        </w:rPr>
+        <w:t>{</w:t>
+      </w:r>
+      <w:proofErr w:type="gramEnd"/>
+      <w:r>
+        <w:rPr>
+          <w:rFonts w:ascii="Cambria" w:eastAsia="Times New Roman" w:hAnsi="Cambria" w:cs="Times New Roman"/>
+          <w:color w:val="800000"/>
+          <w:sz w:val="34"/>
+          <w:szCs w:val="34"/>
+          <w:lang w:bidi="hi-IN"/>
+        </w:rPr>
+        <w:t>&lt;</w:t>
+      </w:r>
+      <w:r>
+        <w:rPr>
+          <w:rFonts w:ascii="Cambria" w:eastAsia="Times New Roman" w:hAnsi="Cambria" w:cs="Times New Roman"/>
+          <w:color w:val="267F99"/>
+          <w:sz w:val="34"/>
+          <w:szCs w:val="34"/>
+          <w:lang w:bidi="hi-IN"/>
+        </w:rPr>
+        <w:t>Home</w:t>
+      </w:r>
+      <w:r>
+        <w:rPr>
+          <w:rFonts w:ascii="Cambria" w:eastAsia="Times New Roman" w:hAnsi="Cambria" w:cs="Times New Roman"/>
+          <w:color w:val="000000"/>
+          <w:sz w:val="34"/>
+          <w:szCs w:val="34"/>
+          <w:lang w:bidi="hi-IN"/>
+        </w:rPr>
+        <w:t xml:space="preserve"> </w:t>
+      </w:r>
+      <w:r>
+        <w:rPr>
+          <w:rFonts w:ascii="Cambria" w:eastAsia="Times New Roman" w:hAnsi="Cambria" w:cs="Times New Roman"/>
+          <w:color w:val="800000"/>
+          <w:sz w:val="34"/>
+          <w:szCs w:val="34"/>
+          <w:lang w:bidi="hi-IN"/>
+        </w:rPr>
+        <w:t>/&gt;</w:t>
+      </w:r>
+      <w:r>
+        <w:rPr>
+          <w:rFonts w:ascii="Cambria" w:eastAsia="Times New Roman" w:hAnsi="Cambria" w:cs="Times New Roman"/>
+          <w:color w:val="0000FF"/>
+          <w:sz w:val="34"/>
+          <w:szCs w:val="34"/>
+          <w:lang w:bidi="hi-IN"/>
+        </w:rPr>
+        <w:t>}</w:t>
+      </w:r>
+      <w:r>
+        <w:rPr>
+          <w:rFonts w:ascii="Cambria" w:eastAsia="Times New Roman" w:hAnsi="Cambria" w:cs="Times New Roman"/>
+          <w:color w:val="000000"/>
+          <w:sz w:val="34"/>
+          <w:szCs w:val="34"/>
+          <w:lang w:bidi="hi-IN"/>
+        </w:rPr>
+        <w:t xml:space="preserve"> </w:t>
+      </w:r>
+      <w:r>
+        <w:rPr>
+          <w:rFonts w:ascii="Cambria" w:eastAsia="Times New Roman" w:hAnsi="Cambria" w:cs="Times New Roman"/>
+          <w:color w:val="800000"/>
+          <w:sz w:val="34"/>
+          <w:szCs w:val="34"/>
+          <w:lang w:bidi="hi-IN"/>
+        </w:rPr>
+        <w:t>/&gt;</w:t>
+      </w:r>
+    </w:p>
+    <w:p>
+      <w:pPr>
+        <w:shd w:val="clear" w:color="auto" w:fill="FFFFFF"/>
+        <w:spacing w:after="0" w:line="473" w:lineRule="atLeast"/>
+        <w:rPr>
+          <w:rFonts w:ascii="Cambria" w:eastAsia="Times New Roman" w:hAnsi="Cambria" w:cs="Times New Roman"/>
+          <w:color w:val="000000"/>
+          <w:sz w:val="34"/>
+          <w:szCs w:val="34"/>
+          <w:lang w:bidi="hi-IN"/>
+        </w:rPr>
+      </w:pPr>
+      <w:r>
+        <w:rPr>
+          <w:rFonts w:ascii="Cambria" w:eastAsia="Times New Roman" w:hAnsi="Cambria" w:cs="Times New Roman"/>
+          <w:color w:val="000000"/>
+          <w:sz w:val="34"/>
+          <w:szCs w:val="34"/>
+          <w:lang w:bidi="hi-IN"/>
+        </w:rPr>
+        <w:t xml:space="preserve">        </w:t>
+      </w:r>
+      <w:r>
+        <w:rPr>
+          <w:rFonts w:ascii="Cambria" w:eastAsia="Times New Roman" w:hAnsi="Cambria" w:cs="Times New Roman"/>
+          <w:color w:val="800000"/>
+          <w:sz w:val="34"/>
+          <w:szCs w:val="34"/>
+          <w:lang w:bidi="hi-IN"/>
+        </w:rPr>
+        <w:t>&lt;</w:t>
+      </w:r>
+      <w:r>
+        <w:rPr>
+          <w:rFonts w:ascii="Cambria" w:eastAsia="Times New Roman" w:hAnsi="Cambria" w:cs="Times New Roman"/>
+          <w:color w:val="267F99"/>
+          <w:sz w:val="34"/>
+          <w:szCs w:val="34"/>
+          <w:lang w:bidi="hi-IN"/>
+        </w:rPr>
+        <w:t>Route</w:t>
+      </w:r>
+      <w:r>
+        <w:rPr>
+          <w:rFonts w:ascii="Cambria" w:eastAsia="Times New Roman" w:hAnsi="Cambria" w:cs="Times New Roman"/>
+          <w:color w:val="000000"/>
+          <w:sz w:val="34"/>
+          <w:szCs w:val="34"/>
+          <w:lang w:bidi="hi-IN"/>
+        </w:rPr>
+        <w:t xml:space="preserve"> </w:t>
+      </w:r>
+      <w:r>
+        <w:rPr>
+          <w:rFonts w:ascii="Cambria" w:eastAsia="Times New Roman" w:hAnsi="Cambria" w:cs="Times New Roman"/>
+          <w:color w:val="E50000"/>
+          <w:sz w:val="34"/>
+          <w:szCs w:val="34"/>
+          <w:lang w:bidi="hi-IN"/>
+        </w:rPr>
+        <w:t>path</w:t>
+      </w:r>
+      <w:r>
+        <w:rPr>
+          <w:rFonts w:ascii="Cambria" w:eastAsia="Times New Roman" w:hAnsi="Cambria" w:cs="Times New Roman"/>
+          <w:color w:val="000000"/>
+          <w:sz w:val="34"/>
+          <w:szCs w:val="34"/>
+          <w:lang w:bidi="hi-IN"/>
+        </w:rPr>
+        <w:t>=</w:t>
+      </w:r>
+      <w:r>
+        <w:rPr>
+          <w:rFonts w:ascii="Cambria" w:eastAsia="Times New Roman" w:hAnsi="Cambria" w:cs="Times New Roman"/>
+          <w:color w:val="A31515"/>
+          <w:sz w:val="34"/>
+          <w:szCs w:val="34"/>
+          <w:lang w:bidi="hi-IN"/>
+        </w:rPr>
+        <w:t>"/about"</w:t>
+      </w:r>
+      <w:r>
+        <w:rPr>
+          <w:rFonts w:ascii="Cambria" w:eastAsia="Times New Roman" w:hAnsi="Cambria" w:cs="Times New Roman"/>
+          <w:color w:val="000000"/>
+          <w:sz w:val="34"/>
+          <w:szCs w:val="34"/>
+          <w:lang w:bidi="hi-IN"/>
+        </w:rPr>
+        <w:t xml:space="preserve"> </w:t>
+      </w:r>
+      <w:r>
+        <w:rPr>
+          <w:rFonts w:ascii="Cambria" w:eastAsia="Times New Roman" w:hAnsi="Cambria" w:cs="Times New Roman"/>
+          <w:color w:val="E50000"/>
+          <w:sz w:val="34"/>
+          <w:szCs w:val="34"/>
+          <w:lang w:bidi="hi-IN"/>
+        </w:rPr>
+        <w:t>element</w:t>
+      </w:r>
+      <w:proofErr w:type="gramStart"/>
+      <w:r>
+        <w:rPr>
+          <w:rFonts w:ascii="Cambria" w:eastAsia="Times New Roman" w:hAnsi="Cambria" w:cs="Times New Roman"/>
+          <w:color w:val="000000"/>
+          <w:sz w:val="34"/>
+          <w:szCs w:val="34"/>
+          <w:lang w:bidi="hi-IN"/>
+        </w:rPr>
+        <w:t>=</w:t>
+      </w:r>
+      <w:r>
+        <w:rPr>
+          <w:rFonts w:ascii="Cambria" w:eastAsia="Times New Roman" w:hAnsi="Cambria" w:cs="Times New Roman"/>
+          <w:color w:val="0000FF"/>
+          <w:sz w:val="34"/>
+          <w:szCs w:val="34"/>
+          <w:lang w:bidi="hi-IN"/>
+        </w:rPr>
+        <w:t>{</w:t>
+      </w:r>
+      <w:proofErr w:type="gramEnd"/>
+      <w:r>
+        <w:rPr>
+          <w:rFonts w:ascii="Cambria" w:eastAsia="Times New Roman" w:hAnsi="Cambria" w:cs="Times New Roman"/>
+          <w:color w:val="800000"/>
+          <w:sz w:val="34"/>
+          <w:szCs w:val="34"/>
+          <w:lang w:bidi="hi-IN"/>
+        </w:rPr>
+        <w:t>&lt;</w:t>
+      </w:r>
+      <w:r>
+        <w:rPr>
+          <w:rFonts w:ascii="Cambria" w:eastAsia="Times New Roman" w:hAnsi="Cambria" w:cs="Times New Roman"/>
+          <w:color w:val="267F99"/>
+          <w:sz w:val="34"/>
+          <w:szCs w:val="34"/>
+          <w:lang w:bidi="hi-IN"/>
+        </w:rPr>
+        <w:t>About</w:t>
+      </w:r>
+      <w:r>
+        <w:rPr>
+          <w:rFonts w:ascii="Cambria" w:eastAsia="Times New Roman" w:hAnsi="Cambria" w:cs="Times New Roman"/>
+          <w:color w:val="000000"/>
+          <w:sz w:val="34"/>
+          <w:szCs w:val="34"/>
+          <w:lang w:bidi="hi-IN"/>
+        </w:rPr>
+        <w:t xml:space="preserve"> </w:t>
+      </w:r>
+      <w:r>
+        <w:rPr>
+          <w:rFonts w:ascii="Cambria" w:eastAsia="Times New Roman" w:hAnsi="Cambria" w:cs="Times New Roman"/>
+          <w:color w:val="800000"/>
+          <w:sz w:val="34"/>
+          <w:szCs w:val="34"/>
+          <w:lang w:bidi="hi-IN"/>
+        </w:rPr>
+        <w:t>/&gt;</w:t>
+      </w:r>
+      <w:r>
+        <w:rPr>
+          <w:rFonts w:ascii="Cambria" w:eastAsia="Times New Roman" w:hAnsi="Cambria" w:cs="Times New Roman"/>
+          <w:color w:val="0000FF"/>
+          <w:sz w:val="34"/>
+          <w:szCs w:val="34"/>
+          <w:lang w:bidi="hi-IN"/>
+        </w:rPr>
+        <w:t>}</w:t>
+      </w:r>
+      <w:r>
+        <w:rPr>
+          <w:rFonts w:ascii="Cambria" w:eastAsia="Times New Roman" w:hAnsi="Cambria" w:cs="Times New Roman"/>
+          <w:color w:val="000000"/>
+          <w:sz w:val="34"/>
+          <w:szCs w:val="34"/>
+          <w:lang w:bidi="hi-IN"/>
+        </w:rPr>
+        <w:t xml:space="preserve"> </w:t>
+      </w:r>
+      <w:r>
+        <w:rPr>
+          <w:rFonts w:ascii="Cambria" w:eastAsia="Times New Roman" w:hAnsi="Cambria" w:cs="Times New Roman"/>
+          <w:color w:val="800000"/>
+          <w:sz w:val="34"/>
+          <w:szCs w:val="34"/>
+          <w:lang w:bidi="hi-IN"/>
+        </w:rPr>
+        <w:t>/&gt;</w:t>
+      </w:r>
+    </w:p>
+    <w:p>
+      <w:pPr>
+        <w:shd w:val="clear" w:color="auto" w:fill="FFFFFF"/>
+        <w:spacing w:after="0" w:line="473" w:lineRule="atLeast"/>
+        <w:rPr>
+          <w:rFonts w:ascii="Cambria" w:eastAsia="Times New Roman" w:hAnsi="Cambria" w:cs="Times New Roman"/>
+          <w:color w:val="000000"/>
+          <w:sz w:val="34"/>
+          <w:szCs w:val="34"/>
+          <w:lang w:bidi="hi-IN"/>
+        </w:rPr>
+      </w:pPr>
+      <w:r>
+        <w:rPr>
+          <w:rFonts w:ascii="Cambria" w:eastAsia="Times New Roman" w:hAnsi="Cambria" w:cs="Times New Roman"/>
+          <w:color w:val="000000"/>
+          <w:sz w:val="34"/>
+          <w:szCs w:val="34"/>
+          <w:lang w:bidi="hi-IN"/>
+        </w:rPr>
+        <w:t xml:space="preserve">        </w:t>
+      </w:r>
+      <w:r>
+        <w:rPr>
+          <w:rFonts w:ascii="Cambria" w:eastAsia="Times New Roman" w:hAnsi="Cambria" w:cs="Times New Roman"/>
+          <w:color w:val="800000"/>
+          <w:sz w:val="34"/>
+          <w:szCs w:val="34"/>
+          <w:lang w:bidi="hi-IN"/>
+        </w:rPr>
+        <w:t>&lt;</w:t>
+      </w:r>
+      <w:r>
+        <w:rPr>
+          <w:rFonts w:ascii="Cambria" w:eastAsia="Times New Roman" w:hAnsi="Cambria" w:cs="Times New Roman"/>
+          <w:color w:val="267F99"/>
+          <w:sz w:val="34"/>
+          <w:szCs w:val="34"/>
+          <w:lang w:bidi="hi-IN"/>
+        </w:rPr>
+        <w:t>Route</w:t>
+      </w:r>
+      <w:r>
+        <w:rPr>
+          <w:rFonts w:ascii="Cambria" w:eastAsia="Times New Roman" w:hAnsi="Cambria" w:cs="Times New Roman"/>
+          <w:color w:val="000000"/>
+          <w:sz w:val="34"/>
+          <w:szCs w:val="34"/>
+          <w:lang w:bidi="hi-IN"/>
+        </w:rPr>
+        <w:t xml:space="preserve"> </w:t>
+      </w:r>
+      <w:r>
+        <w:rPr>
+          <w:rFonts w:ascii="Cambria" w:eastAsia="Times New Roman" w:hAnsi="Cambria" w:cs="Times New Roman"/>
+          <w:color w:val="E50000"/>
+          <w:sz w:val="34"/>
+          <w:szCs w:val="34"/>
+          <w:lang w:bidi="hi-IN"/>
+        </w:rPr>
+        <w:t>path</w:t>
+      </w:r>
+      <w:r>
+        <w:rPr>
+          <w:rFonts w:ascii="Cambria" w:eastAsia="Times New Roman" w:hAnsi="Cambria" w:cs="Times New Roman"/>
+          <w:color w:val="000000"/>
+          <w:sz w:val="34"/>
+          <w:szCs w:val="34"/>
+          <w:lang w:bidi="hi-IN"/>
+        </w:rPr>
+        <w:t>=</w:t>
+      </w:r>
+      <w:r>
+        <w:rPr>
+          <w:rFonts w:ascii="Cambria" w:eastAsia="Times New Roman" w:hAnsi="Cambria" w:cs="Times New Roman"/>
+          <w:color w:val="A31515"/>
+          <w:sz w:val="34"/>
+          <w:szCs w:val="34"/>
+          <w:lang w:bidi="hi-IN"/>
+        </w:rPr>
+        <w:t>"/contact"</w:t>
+      </w:r>
+      <w:r>
+        <w:rPr>
+          <w:rFonts w:ascii="Cambria" w:eastAsia="Times New Roman" w:hAnsi="Cambria" w:cs="Times New Roman"/>
+          <w:color w:val="000000"/>
+          <w:sz w:val="34"/>
+          <w:szCs w:val="34"/>
+          <w:lang w:bidi="hi-IN"/>
+        </w:rPr>
+        <w:t xml:space="preserve"> </w:t>
+      </w:r>
+      <w:r>
+        <w:rPr>
+          <w:rFonts w:ascii="Cambria" w:eastAsia="Times New Roman" w:hAnsi="Cambria" w:cs="Times New Roman"/>
+          <w:color w:val="E50000"/>
+          <w:sz w:val="34"/>
+          <w:szCs w:val="34"/>
+          <w:lang w:bidi="hi-IN"/>
+        </w:rPr>
+        <w:t>element</w:t>
+      </w:r>
+      <w:proofErr w:type="gramStart"/>
+      <w:r>
+        <w:rPr>
+          <w:rFonts w:ascii="Cambria" w:eastAsia="Times New Roman" w:hAnsi="Cambria" w:cs="Times New Roman"/>
+          <w:color w:val="000000"/>
+          <w:sz w:val="34"/>
+          <w:szCs w:val="34"/>
+          <w:lang w:bidi="hi-IN"/>
+        </w:rPr>
+        <w:t>=</w:t>
+      </w:r>
+      <w:r>
+        <w:rPr>
+          <w:rFonts w:ascii="Cambria" w:eastAsia="Times New Roman" w:hAnsi="Cambria" w:cs="Times New Roman"/>
+          <w:color w:val="0000FF"/>
+          <w:sz w:val="34"/>
+          <w:szCs w:val="34"/>
+          <w:lang w:bidi="hi-IN"/>
+        </w:rPr>
+        <w:t>{</w:t>
+      </w:r>
+      <w:proofErr w:type="gramEnd"/>
+      <w:r>
+        <w:rPr>
+          <w:rFonts w:ascii="Cambria" w:eastAsia="Times New Roman" w:hAnsi="Cambria" w:cs="Times New Roman"/>
+          <w:color w:val="800000"/>
+          <w:sz w:val="34"/>
+          <w:szCs w:val="34"/>
+          <w:lang w:bidi="hi-IN"/>
+        </w:rPr>
+        <w:t>&lt;</w:t>
+      </w:r>
+      <w:r>
+        <w:rPr>
+          <w:rFonts w:ascii="Cambria" w:eastAsia="Times New Roman" w:hAnsi="Cambria" w:cs="Times New Roman"/>
+          <w:color w:val="267F99"/>
+          <w:sz w:val="34"/>
+          <w:szCs w:val="34"/>
+          <w:lang w:bidi="hi-IN"/>
+        </w:rPr>
+        <w:t>Contact</w:t>
+      </w:r>
+      <w:r>
+        <w:rPr>
+          <w:rFonts w:ascii="Cambria" w:eastAsia="Times New Roman" w:hAnsi="Cambria" w:cs="Times New Roman"/>
+          <w:color w:val="000000"/>
+          <w:sz w:val="34"/>
+          <w:szCs w:val="34"/>
+          <w:lang w:bidi="hi-IN"/>
+        </w:rPr>
+        <w:t xml:space="preserve"> </w:t>
+      </w:r>
+      <w:r>
+        <w:rPr>
+          <w:rFonts w:ascii="Cambria" w:eastAsia="Times New Roman" w:hAnsi="Cambria" w:cs="Times New Roman"/>
+          <w:color w:val="800000"/>
+          <w:sz w:val="34"/>
+          <w:szCs w:val="34"/>
+          <w:lang w:bidi="hi-IN"/>
+        </w:rPr>
+        <w:t>/&gt;</w:t>
+      </w:r>
+      <w:r>
+        <w:rPr>
+          <w:rFonts w:ascii="Cambria" w:eastAsia="Times New Roman" w:hAnsi="Cambria" w:cs="Times New Roman"/>
+          <w:color w:val="0000FF"/>
+          <w:sz w:val="34"/>
+          <w:szCs w:val="34"/>
+          <w:lang w:bidi="hi-IN"/>
+        </w:rPr>
+        <w:t>}</w:t>
+      </w:r>
+      <w:r>
+        <w:rPr>
+          <w:rFonts w:ascii="Cambria" w:eastAsia="Times New Roman" w:hAnsi="Cambria" w:cs="Times New Roman"/>
+          <w:color w:val="000000"/>
+          <w:sz w:val="34"/>
+          <w:szCs w:val="34"/>
+          <w:lang w:bidi="hi-IN"/>
+        </w:rPr>
+        <w:t xml:space="preserve"> </w:t>
+      </w:r>
+      <w:r>
+        <w:rPr>
+          <w:rFonts w:ascii="Cambria" w:eastAsia="Times New Roman" w:hAnsi="Cambria" w:cs="Times New Roman"/>
+          <w:color w:val="800000"/>
+          <w:sz w:val="34"/>
+          <w:szCs w:val="34"/>
+          <w:lang w:bidi="hi-IN"/>
+        </w:rPr>
+        <w:t>/&gt;</w:t>
+      </w:r>
+    </w:p>
+    <w:p>
+      <w:pPr>
+        <w:shd w:val="clear" w:color="auto" w:fill="FFFFFF"/>
+        <w:spacing w:after="0" w:line="473" w:lineRule="atLeast"/>
+        <w:rPr>
+          <w:rFonts w:ascii="Cambria" w:eastAsia="Times New Roman" w:hAnsi="Cambria" w:cs="Times New Roman"/>
+          <w:color w:val="000000"/>
+          <w:sz w:val="34"/>
+          <w:szCs w:val="34"/>
+          <w:lang w:bidi="hi-IN"/>
+        </w:rPr>
+      </w:pPr>
+      <w:r>
+        <w:rPr>
+          <w:rFonts w:ascii="Cambria" w:eastAsia="Times New Roman" w:hAnsi="Cambria" w:cs="Times New Roman"/>
+          <w:color w:val="000000"/>
+          <w:sz w:val="34"/>
+          <w:szCs w:val="34"/>
+          <w:lang w:bidi="hi-IN"/>
+        </w:rPr>
+        <w:t xml:space="preserve">      </w:t>
+      </w:r>
+      <w:r>
+        <w:rPr>
+          <w:rFonts w:ascii="Cambria" w:eastAsia="Times New Roman" w:hAnsi="Cambria" w:cs="Times New Roman"/>
+          <w:color w:val="800000"/>
+          <w:sz w:val="34"/>
+          <w:szCs w:val="34"/>
+          <w:lang w:bidi="hi-IN"/>
+        </w:rPr>
+        <w:t>&lt;/</w:t>
+      </w:r>
+      <w:r>
+        <w:rPr>
+          <w:rFonts w:ascii="Cambria" w:eastAsia="Times New Roman" w:hAnsi="Cambria" w:cs="Times New Roman"/>
+          <w:color w:val="267F99"/>
+          <w:sz w:val="34"/>
+          <w:szCs w:val="34"/>
+          <w:lang w:bidi="hi-IN"/>
+        </w:rPr>
+        <w:t>Routes</w:t>
+      </w:r>
+      <w:r>
+        <w:rPr>
+          <w:rFonts w:ascii="Cambria" w:eastAsia="Times New Roman" w:hAnsi="Cambria" w:cs="Times New Roman"/>
+          <w:color w:val="800000"/>
+          <w:sz w:val="34"/>
+          <w:szCs w:val="34"/>
+          <w:lang w:bidi="hi-IN"/>
+        </w:rPr>
+        <w:t>&gt;</w:t>
+      </w:r>
+    </w:p>
+    <w:p>
+      <w:pPr>
+        <w:shd w:val="clear" w:color="auto" w:fill="FFFFFF"/>
+        <w:spacing w:after="0" w:line="473" w:lineRule="atLeast"/>
+        <w:rPr>
+          <w:rFonts w:ascii="Cambria" w:eastAsia="Times New Roman" w:hAnsi="Cambria" w:cs="Times New Roman"/>
+          <w:color w:val="000000"/>
+          <w:sz w:val="34"/>
+          <w:szCs w:val="34"/>
+          <w:lang w:bidi="hi-IN"/>
+        </w:rPr>
+      </w:pPr>
+      <w:r>
+        <w:rPr>
+          <w:rFonts w:ascii="Cambria" w:eastAsia="Times New Roman" w:hAnsi="Cambria" w:cs="Times New Roman"/>
+          <w:color w:val="000000"/>
+          <w:sz w:val="34"/>
+          <w:szCs w:val="34"/>
+          <w:lang w:bidi="hi-IN"/>
+        </w:rPr>
+        <w:t xml:space="preserve">    </w:t>
+      </w:r>
+      <w:r>
+        <w:rPr>
+          <w:rFonts w:ascii="Cambria" w:eastAsia="Times New Roman" w:hAnsi="Cambria" w:cs="Times New Roman"/>
+          <w:color w:val="800000"/>
+          <w:sz w:val="34"/>
+          <w:szCs w:val="34"/>
+          <w:lang w:bidi="hi-IN"/>
+        </w:rPr>
+        <w:t>&lt;/</w:t>
+      </w:r>
+      <w:proofErr w:type="spellStart"/>
+      <w:r>
+        <w:rPr>
+          <w:rFonts w:ascii="Cambria" w:eastAsia="Times New Roman" w:hAnsi="Cambria" w:cs="Times New Roman"/>
+          <w:color w:val="267F99"/>
+          <w:sz w:val="34"/>
+          <w:szCs w:val="34"/>
+          <w:lang w:bidi="hi-IN"/>
+        </w:rPr>
+        <w:t>BrowserRouter</w:t>
+      </w:r>
+      <w:proofErr w:type="spellEnd"/>
+      <w:r>
+        <w:rPr>
+          <w:rFonts w:ascii="Cambria" w:eastAsia="Times New Roman" w:hAnsi="Cambria" w:cs="Times New Roman"/>
+          <w:color w:val="800000"/>
+          <w:sz w:val="34"/>
+          <w:szCs w:val="34"/>
+          <w:lang w:bidi="hi-IN"/>
+        </w:rPr>
+        <w:t>&gt;</w:t>
+      </w:r>
+    </w:p>
+    <w:p>
+      <w:pPr>
+        <w:shd w:val="clear" w:color="auto" w:fill="FFFFFF"/>
+        <w:spacing w:after="0" w:line="473" w:lineRule="atLeast"/>
+        <w:rPr>
+          <w:rFonts w:ascii="Cambria" w:eastAsia="Times New Roman" w:hAnsi="Cambria" w:cs="Times New Roman"/>
+          <w:color w:val="000000"/>
+          <w:sz w:val="34"/>
+          <w:szCs w:val="34"/>
+          <w:lang w:bidi="hi-IN"/>
+        </w:rPr>
+      </w:pPr>
+      <w:r>
+        <w:rPr>
+          <w:rFonts w:ascii="Cambria" w:eastAsia="Times New Roman" w:hAnsi="Cambria" w:cs="Times New Roman"/>
+          <w:color w:val="000000"/>
+          <w:sz w:val="34"/>
+          <w:szCs w:val="34"/>
+          <w:lang w:bidi="hi-IN"/>
+        </w:rPr>
+        <w:lastRenderedPageBreak/>
+        <w:t>  );</w:t>
+      </w:r>
+    </w:p>
+    <w:p>
+      <w:pPr>
+        <w:shd w:val="clear" w:color="auto" w:fill="FFFFFF"/>
+        <w:spacing w:after="0" w:line="473" w:lineRule="atLeast"/>
+        <w:rPr>
+          <w:rFonts w:ascii="Cambria" w:eastAsia="Times New Roman" w:hAnsi="Cambria" w:cs="Times New Roman"/>
+          <w:color w:val="000000"/>
+          <w:sz w:val="34"/>
+          <w:szCs w:val="34"/>
+          <w:lang w:bidi="hi-IN"/>
+        </w:rPr>
+      </w:pPr>
+      <w:r>
+        <w:rPr>
+          <w:rFonts w:ascii="Cambria" w:eastAsia="Times New Roman" w:hAnsi="Cambria" w:cs="Times New Roman"/>
+          <w:color w:val="000000"/>
+          <w:sz w:val="34"/>
+          <w:szCs w:val="34"/>
+          <w:lang w:bidi="hi-IN"/>
+        </w:rPr>
+        <w:t>}</w:t>
+      </w:r>
+    </w:p>
+    <w:p>
+      <w:pPr>
+        <w:shd w:val="clear" w:color="auto" w:fill="FFFFFF"/>
+        <w:spacing w:after="0" w:line="473" w:lineRule="atLeast"/>
+        <w:rPr>
+          <w:rFonts w:ascii="Cambria" w:eastAsia="Times New Roman" w:hAnsi="Cambria" w:cs="Times New Roman"/>
+          <w:color w:val="000000"/>
+          <w:sz w:val="34"/>
+          <w:szCs w:val="34"/>
+          <w:lang w:bidi="hi-IN"/>
+        </w:rPr>
+      </w:pPr>
+    </w:p>
+    <w:p>
+      <w:pPr>
+        <w:shd w:val="clear" w:color="auto" w:fill="FFFFFF"/>
+        <w:spacing w:after="0" w:line="473" w:lineRule="atLeast"/>
+        <w:rPr>
+          <w:rFonts w:ascii="Cambria" w:eastAsia="Times New Roman" w:hAnsi="Cambria" w:cs="Times New Roman"/>
+          <w:color w:val="000000"/>
+          <w:sz w:val="34"/>
+          <w:szCs w:val="34"/>
+          <w:lang w:bidi="hi-IN"/>
+        </w:rPr>
+      </w:pPr>
+      <w:proofErr w:type="gramStart"/>
+      <w:r>
+        <w:rPr>
+          <w:rFonts w:ascii="Cambria" w:eastAsia="Times New Roman" w:hAnsi="Cambria" w:cs="Times New Roman"/>
+          <w:color w:val="AF00DB"/>
+          <w:sz w:val="34"/>
+          <w:szCs w:val="34"/>
+          <w:lang w:bidi="hi-IN"/>
+        </w:rPr>
+        <w:t>export</w:t>
+      </w:r>
+      <w:proofErr w:type="gramEnd"/>
+      <w:r>
+        <w:rPr>
+          <w:rFonts w:ascii="Cambria" w:eastAsia="Times New Roman" w:hAnsi="Cambria" w:cs="Times New Roman"/>
+          <w:color w:val="000000"/>
+          <w:sz w:val="34"/>
+          <w:szCs w:val="34"/>
+          <w:lang w:bidi="hi-IN"/>
+        </w:rPr>
+        <w:t xml:space="preserve"> </w:t>
+      </w:r>
+      <w:r>
+        <w:rPr>
+          <w:rFonts w:ascii="Cambria" w:eastAsia="Times New Roman" w:hAnsi="Cambria" w:cs="Times New Roman"/>
+          <w:color w:val="AF00DB"/>
+          <w:sz w:val="34"/>
+          <w:szCs w:val="34"/>
+          <w:lang w:bidi="hi-IN"/>
+        </w:rPr>
+        <w:t>default</w:t>
+      </w:r>
+      <w:r>
+        <w:rPr>
+          <w:rFonts w:ascii="Cambria" w:eastAsia="Times New Roman" w:hAnsi="Cambria" w:cs="Times New Roman"/>
+          <w:color w:val="000000"/>
+          <w:sz w:val="34"/>
+          <w:szCs w:val="34"/>
+          <w:lang w:bidi="hi-IN"/>
+        </w:rPr>
+        <w:t xml:space="preserve"> </w:t>
+      </w:r>
+      <w:r>
+        <w:rPr>
+          <w:rFonts w:ascii="Cambria" w:eastAsia="Times New Roman" w:hAnsi="Cambria" w:cs="Times New Roman"/>
+          <w:color w:val="001080"/>
+          <w:sz w:val="34"/>
+          <w:szCs w:val="34"/>
+          <w:lang w:bidi="hi-IN"/>
+        </w:rPr>
+        <w:t>App</w:t>
+      </w:r>
+      <w:r>
+        <w:rPr>
+          <w:rFonts w:ascii="Cambria" w:eastAsia="Times New Roman" w:hAnsi="Cambria" w:cs="Times New Roman"/>
+          <w:color w:val="000000"/>
+          <w:sz w:val="34"/>
+          <w:szCs w:val="34"/>
+          <w:lang w:bidi="hi-IN"/>
+        </w:rPr>
+        <w:t>;</w:t>
+      </w:r>
+    </w:p>
+    <w:p>
+      <w:pPr>
+        <w:rPr>
+          <w:lang w:val="en-IN"/>
+        </w:rPr>
+      </w:pPr>
+    </w:p>
+    <w:p>
+      <w:pPr>
+        <w:pStyle w:val="ListParagraph"/>
+        <w:numPr>
+          <w:ilvl w:val="0"/>
+          <w:numId w:val="11"/>
+        </w:numPr>
+        <w:rPr>
+          <w:lang w:val="en-IN"/>
+        </w:rPr>
+      </w:pPr>
+      <w:proofErr w:type="spellStart"/>
+      <w:r>
+        <w:rPr>
+          <w:lang w:val="en-IN"/>
+        </w:rPr>
+        <w:t>src</w:t>
+      </w:r>
+      <w:proofErr w:type="spellEnd"/>
+      <w:r>
+        <w:rPr>
+          <w:lang w:val="en-IN"/>
+        </w:rPr>
+        <w:t>/pages/</w:t>
+      </w:r>
+      <w:proofErr w:type="spellStart"/>
+      <w:r>
+        <w:rPr>
+          <w:lang w:val="en-IN"/>
+        </w:rPr>
+        <w:t>Home.jsx</w:t>
+      </w:r>
+      <w:proofErr w:type="spellEnd"/>
+    </w:p>
+    <w:p>
+      <w:pPr>
+        <w:shd w:val="clear" w:color="auto" w:fill="FFFFFF"/>
+        <w:spacing w:after="0" w:line="473" w:lineRule="atLeast"/>
+        <w:rPr>
+          <w:rFonts w:ascii="Cambria" w:eastAsia="Times New Roman" w:hAnsi="Cambria" w:cs="Times New Roman"/>
+          <w:color w:val="000000"/>
+          <w:sz w:val="34"/>
+          <w:szCs w:val="34"/>
+          <w:lang w:bidi="hi-IN"/>
+        </w:rPr>
+      </w:pPr>
+      <w:proofErr w:type="gramStart"/>
+      <w:r>
+        <w:rPr>
+          <w:rFonts w:ascii="Cambria" w:eastAsia="Times New Roman" w:hAnsi="Cambria" w:cs="Times New Roman"/>
+          <w:color w:val="0000FF"/>
+          <w:sz w:val="34"/>
+          <w:szCs w:val="34"/>
+          <w:lang w:bidi="hi-IN"/>
+        </w:rPr>
+        <w:t>function</w:t>
+      </w:r>
+      <w:proofErr w:type="gramEnd"/>
+      <w:r>
+        <w:rPr>
+          <w:rFonts w:ascii="Cambria" w:eastAsia="Times New Roman" w:hAnsi="Cambria" w:cs="Times New Roman"/>
+          <w:color w:val="000000"/>
+          <w:sz w:val="34"/>
+          <w:szCs w:val="34"/>
+          <w:lang w:bidi="hi-IN"/>
+        </w:rPr>
+        <w:t xml:space="preserve"> </w:t>
+      </w:r>
+      <w:r>
+        <w:rPr>
+          <w:rFonts w:ascii="Cambria" w:eastAsia="Times New Roman" w:hAnsi="Cambria" w:cs="Times New Roman"/>
+          <w:color w:val="795E26"/>
+          <w:sz w:val="34"/>
+          <w:szCs w:val="34"/>
+          <w:lang w:bidi="hi-IN"/>
+        </w:rPr>
+        <w:t>Home</w:t>
+      </w:r>
+      <w:r>
+        <w:rPr>
+          <w:rFonts w:ascii="Cambria" w:eastAsia="Times New Roman" w:hAnsi="Cambria" w:cs="Times New Roman"/>
+          <w:color w:val="000000"/>
+          <w:sz w:val="34"/>
+          <w:szCs w:val="34"/>
+          <w:lang w:bidi="hi-IN"/>
+        </w:rPr>
+        <w:t>() {</w:t>
+      </w:r>
+    </w:p>
+    <w:p>
+      <w:pPr>
+        <w:shd w:val="clear" w:color="auto" w:fill="FFFFFF"/>
+        <w:spacing w:after="0" w:line="473" w:lineRule="atLeast"/>
+        <w:rPr>
+          <w:rFonts w:ascii="Cambria" w:eastAsia="Times New Roman" w:hAnsi="Cambria" w:cs="Times New Roman"/>
+          <w:color w:val="000000"/>
+          <w:sz w:val="34"/>
+          <w:szCs w:val="34"/>
+          <w:lang w:bidi="hi-IN"/>
+        </w:rPr>
+      </w:pPr>
+      <w:r>
+        <w:rPr>
+          <w:rFonts w:ascii="Cambria" w:eastAsia="Times New Roman" w:hAnsi="Cambria" w:cs="Times New Roman"/>
+          <w:color w:val="000000"/>
+          <w:sz w:val="34"/>
+          <w:szCs w:val="34"/>
+          <w:lang w:bidi="hi-IN"/>
+        </w:rPr>
+        <w:t xml:space="preserve">  </w:t>
+      </w:r>
+      <w:proofErr w:type="gramStart"/>
+      <w:r>
+        <w:rPr>
+          <w:rFonts w:ascii="Cambria" w:eastAsia="Times New Roman" w:hAnsi="Cambria" w:cs="Times New Roman"/>
+          <w:color w:val="AF00DB"/>
+          <w:sz w:val="34"/>
+          <w:szCs w:val="34"/>
+          <w:lang w:bidi="hi-IN"/>
+        </w:rPr>
+        <w:t>return</w:t>
+      </w:r>
+      <w:proofErr w:type="gramEnd"/>
+      <w:r>
+        <w:rPr>
+          <w:rFonts w:ascii="Cambria" w:eastAsia="Times New Roman" w:hAnsi="Cambria" w:cs="Times New Roman"/>
+          <w:color w:val="000000"/>
+          <w:sz w:val="34"/>
+          <w:szCs w:val="34"/>
+          <w:lang w:bidi="hi-IN"/>
+        </w:rPr>
+        <w:t xml:space="preserve"> (</w:t>
+      </w:r>
+    </w:p>
+    <w:p>
+      <w:pPr>
+        <w:shd w:val="clear" w:color="auto" w:fill="FFFFFF"/>
+        <w:spacing w:after="0" w:line="473" w:lineRule="atLeast"/>
+        <w:rPr>
+          <w:rFonts w:ascii="Cambria" w:eastAsia="Times New Roman" w:hAnsi="Cambria" w:cs="Times New Roman"/>
+          <w:color w:val="000000"/>
+          <w:sz w:val="34"/>
+          <w:szCs w:val="34"/>
+          <w:lang w:bidi="hi-IN"/>
+        </w:rPr>
+      </w:pPr>
+      <w:r>
+        <w:rPr>
+          <w:rFonts w:ascii="Cambria" w:eastAsia="Times New Roman" w:hAnsi="Cambria" w:cs="Times New Roman"/>
+          <w:color w:val="000000"/>
+          <w:sz w:val="34"/>
+          <w:szCs w:val="34"/>
+          <w:lang w:bidi="hi-IN"/>
+        </w:rPr>
+        <w:t xml:space="preserve">    </w:t>
+      </w:r>
+      <w:r>
+        <w:rPr>
+          <w:rFonts w:ascii="Cambria" w:eastAsia="Times New Roman" w:hAnsi="Cambria" w:cs="Times New Roman"/>
+          <w:color w:val="800000"/>
+          <w:sz w:val="34"/>
+          <w:szCs w:val="34"/>
+          <w:lang w:bidi="hi-IN"/>
+        </w:rPr>
+        <w:t>&lt;</w:t>
+      </w:r>
+      <w:proofErr w:type="gramStart"/>
+      <w:r>
+        <w:rPr>
+          <w:rFonts w:ascii="Cambria" w:eastAsia="Times New Roman" w:hAnsi="Cambria" w:cs="Times New Roman"/>
+          <w:color w:val="800000"/>
+          <w:sz w:val="34"/>
+          <w:szCs w:val="34"/>
+          <w:lang w:bidi="hi-IN"/>
+        </w:rPr>
+        <w:t>div</w:t>
+      </w:r>
+      <w:proofErr w:type="gramEnd"/>
+      <w:r>
+        <w:rPr>
+          <w:rFonts w:ascii="Cambria" w:eastAsia="Times New Roman" w:hAnsi="Cambria" w:cs="Times New Roman"/>
+          <w:color w:val="800000"/>
+          <w:sz w:val="34"/>
+          <w:szCs w:val="34"/>
+          <w:lang w:bidi="hi-IN"/>
+        </w:rPr>
+        <w:t>&gt;</w:t>
+      </w:r>
+    </w:p>
+    <w:p>
+      <w:pPr>
+        <w:shd w:val="clear" w:color="auto" w:fill="FFFFFF"/>
+        <w:spacing w:after="0" w:line="473" w:lineRule="atLeast"/>
+        <w:rPr>
+          <w:rFonts w:ascii="Cambria" w:eastAsia="Times New Roman" w:hAnsi="Cambria" w:cs="Times New Roman"/>
+          <w:color w:val="000000"/>
+          <w:sz w:val="34"/>
+          <w:szCs w:val="34"/>
+          <w:lang w:bidi="hi-IN"/>
+        </w:rPr>
+      </w:pPr>
+      <w:r>
+        <w:rPr>
+          <w:rFonts w:ascii="Cambria" w:eastAsia="Times New Roman" w:hAnsi="Cambria" w:cs="Times New Roman"/>
+          <w:color w:val="000000"/>
+          <w:sz w:val="34"/>
+          <w:szCs w:val="34"/>
+          <w:lang w:bidi="hi-IN"/>
+        </w:rPr>
+        <w:t xml:space="preserve">      </w:t>
+      </w:r>
+      <w:r>
+        <w:rPr>
+          <w:rFonts w:ascii="Cambria" w:eastAsia="Times New Roman" w:hAnsi="Cambria" w:cs="Times New Roman"/>
+          <w:color w:val="800000"/>
+          <w:sz w:val="34"/>
+          <w:szCs w:val="34"/>
+          <w:lang w:bidi="hi-IN"/>
+        </w:rPr>
+        <w:t>&lt;</w:t>
+      </w:r>
+      <w:proofErr w:type="spellStart"/>
+      <w:r>
+        <w:rPr>
+          <w:rFonts w:ascii="Cambria" w:eastAsia="Times New Roman" w:hAnsi="Cambria" w:cs="Times New Roman"/>
+          <w:color w:val="800000"/>
+          <w:sz w:val="34"/>
+          <w:szCs w:val="34"/>
+          <w:lang w:bidi="hi-IN"/>
+        </w:rPr>
+        <w:t>h2</w:t>
+      </w:r>
+      <w:proofErr w:type="spellEnd"/>
+      <w:r>
+        <w:rPr>
+          <w:rFonts w:ascii="Cambria" w:eastAsia="Times New Roman" w:hAnsi="Cambria" w:cs="Times New Roman"/>
+          <w:color w:val="800000"/>
+          <w:sz w:val="34"/>
+          <w:szCs w:val="34"/>
+          <w:lang w:bidi="hi-IN"/>
+        </w:rPr>
+        <w:t>&gt;</w:t>
+      </w:r>
+      <w:r>
+        <w:rPr>
+          <w:rFonts w:ascii="Cambria" w:eastAsia="Times New Roman" w:hAnsi="Cambria" w:cs="Times New Roman"/>
+          <w:color w:val="000000"/>
+          <w:sz w:val="34"/>
+          <w:szCs w:val="34"/>
+          <w:lang w:bidi="hi-IN"/>
+        </w:rPr>
+        <w:t>Home Page</w:t>
+      </w:r>
+      <w:r>
+        <w:rPr>
+          <w:rFonts w:ascii="Cambria" w:eastAsia="Times New Roman" w:hAnsi="Cambria" w:cs="Times New Roman"/>
+          <w:color w:val="800000"/>
+          <w:sz w:val="34"/>
+          <w:szCs w:val="34"/>
+          <w:lang w:bidi="hi-IN"/>
+        </w:rPr>
+        <w:t>&lt;/</w:t>
+      </w:r>
+      <w:proofErr w:type="spellStart"/>
+      <w:r>
+        <w:rPr>
+          <w:rFonts w:ascii="Cambria" w:eastAsia="Times New Roman" w:hAnsi="Cambria" w:cs="Times New Roman"/>
+          <w:color w:val="800000"/>
+          <w:sz w:val="34"/>
+          <w:szCs w:val="34"/>
+          <w:lang w:bidi="hi-IN"/>
+        </w:rPr>
+        <w:t>h2</w:t>
+      </w:r>
+      <w:proofErr w:type="spellEnd"/>
+      <w:r>
+        <w:rPr>
+          <w:rFonts w:ascii="Cambria" w:eastAsia="Times New Roman" w:hAnsi="Cambria" w:cs="Times New Roman"/>
+          <w:color w:val="800000"/>
+          <w:sz w:val="34"/>
+          <w:szCs w:val="34"/>
+          <w:lang w:bidi="hi-IN"/>
+        </w:rPr>
+        <w:t>&gt;</w:t>
+      </w:r>
+    </w:p>
+    <w:p>
+      <w:pPr>
+        <w:shd w:val="clear" w:color="auto" w:fill="FFFFFF"/>
+        <w:spacing w:after="0" w:line="473" w:lineRule="atLeast"/>
+        <w:rPr>
+          <w:rFonts w:ascii="Cambria" w:eastAsia="Times New Roman" w:hAnsi="Cambria" w:cs="Times New Roman"/>
+          <w:color w:val="000000"/>
+          <w:sz w:val="34"/>
+          <w:szCs w:val="34"/>
+          <w:lang w:bidi="hi-IN"/>
+        </w:rPr>
+      </w:pPr>
+      <w:r>
+        <w:rPr>
+          <w:rFonts w:ascii="Cambria" w:eastAsia="Times New Roman" w:hAnsi="Cambria" w:cs="Times New Roman"/>
+          <w:color w:val="000000"/>
+          <w:sz w:val="34"/>
+          <w:szCs w:val="34"/>
+          <w:lang w:bidi="hi-IN"/>
+        </w:rPr>
+        <w:t xml:space="preserve">      </w:t>
+      </w:r>
+      <w:r>
+        <w:rPr>
+          <w:rFonts w:ascii="Cambria" w:eastAsia="Times New Roman" w:hAnsi="Cambria" w:cs="Times New Roman"/>
+          <w:color w:val="800000"/>
+          <w:sz w:val="34"/>
+          <w:szCs w:val="34"/>
+          <w:lang w:bidi="hi-IN"/>
+        </w:rPr>
+        <w:t>&lt;p&gt;</w:t>
+      </w:r>
+      <w:r>
+        <w:rPr>
+          <w:rFonts w:ascii="Cambria" w:eastAsia="Times New Roman" w:hAnsi="Cambria" w:cs="Times New Roman"/>
+          <w:color w:val="000000"/>
+          <w:sz w:val="34"/>
+          <w:szCs w:val="34"/>
+          <w:lang w:bidi="hi-IN"/>
+        </w:rPr>
+        <w:t>Welcome to the Home Page</w:t>
+      </w:r>
+      <w:proofErr w:type="gramStart"/>
+      <w:r>
+        <w:rPr>
+          <w:rFonts w:ascii="Cambria" w:eastAsia="Times New Roman" w:hAnsi="Cambria" w:cs="Times New Roman"/>
+          <w:color w:val="000000"/>
+          <w:sz w:val="34"/>
+          <w:szCs w:val="34"/>
+          <w:lang w:bidi="hi-IN"/>
+        </w:rPr>
+        <w:t>.</w:t>
+      </w:r>
+      <w:r>
+        <w:rPr>
+          <w:rFonts w:ascii="Cambria" w:eastAsia="Times New Roman" w:hAnsi="Cambria" w:cs="Times New Roman"/>
+          <w:color w:val="800000"/>
+          <w:sz w:val="34"/>
+          <w:szCs w:val="34"/>
+          <w:lang w:bidi="hi-IN"/>
+        </w:rPr>
+        <w:t>&lt;</w:t>
+      </w:r>
+      <w:proofErr w:type="gramEnd"/>
+      <w:r>
+        <w:rPr>
+          <w:rFonts w:ascii="Cambria" w:eastAsia="Times New Roman" w:hAnsi="Cambria" w:cs="Times New Roman"/>
+          <w:color w:val="800000"/>
+          <w:sz w:val="34"/>
+          <w:szCs w:val="34"/>
+          <w:lang w:bidi="hi-IN"/>
+        </w:rPr>
+        <w:t>/p&gt;</w:t>
+      </w:r>
+    </w:p>
+    <w:p>
+      <w:pPr>
+        <w:shd w:val="clear" w:color="auto" w:fill="FFFFFF"/>
+        <w:spacing w:after="0" w:line="473" w:lineRule="atLeast"/>
+        <w:rPr>
+          <w:rFonts w:ascii="Cambria" w:eastAsia="Times New Roman" w:hAnsi="Cambria" w:cs="Times New Roman"/>
+          <w:color w:val="000000"/>
+          <w:sz w:val="34"/>
+          <w:szCs w:val="34"/>
+          <w:lang w:bidi="hi-IN"/>
+        </w:rPr>
+      </w:pPr>
+      <w:r>
+        <w:rPr>
+          <w:rFonts w:ascii="Cambria" w:eastAsia="Times New Roman" w:hAnsi="Cambria" w:cs="Times New Roman"/>
+          <w:color w:val="000000"/>
+          <w:sz w:val="34"/>
+          <w:szCs w:val="34"/>
+          <w:lang w:bidi="hi-IN"/>
+        </w:rPr>
+        <w:t xml:space="preserve">    </w:t>
+      </w:r>
+      <w:r>
+        <w:rPr>
+          <w:rFonts w:ascii="Cambria" w:eastAsia="Times New Roman" w:hAnsi="Cambria" w:cs="Times New Roman"/>
+          <w:color w:val="800000"/>
+          <w:sz w:val="34"/>
+          <w:szCs w:val="34"/>
+          <w:lang w:bidi="hi-IN"/>
+        </w:rPr>
+        <w:t>&lt;/div&gt;</w:t>
+      </w:r>
+    </w:p>
+    <w:p>
+      <w:pPr>
+        <w:shd w:val="clear" w:color="auto" w:fill="FFFFFF"/>
+        <w:spacing w:after="0" w:line="473" w:lineRule="atLeast"/>
+        <w:rPr>
+          <w:rFonts w:ascii="Cambria" w:eastAsia="Times New Roman" w:hAnsi="Cambria" w:cs="Times New Roman"/>
+          <w:color w:val="000000"/>
+          <w:sz w:val="34"/>
+          <w:szCs w:val="34"/>
+          <w:lang w:bidi="hi-IN"/>
+        </w:rPr>
+      </w:pPr>
+      <w:r>
+        <w:rPr>
+          <w:rFonts w:ascii="Cambria" w:eastAsia="Times New Roman" w:hAnsi="Cambria" w:cs="Times New Roman"/>
+          <w:color w:val="000000"/>
+          <w:sz w:val="34"/>
+          <w:szCs w:val="34"/>
+          <w:lang w:bidi="hi-IN"/>
+        </w:rPr>
+        <w:t>  );</w:t>
+      </w:r>
+    </w:p>
+    <w:p>
+      <w:pPr>
+        <w:shd w:val="clear" w:color="auto" w:fill="FFFFFF"/>
+        <w:spacing w:after="0" w:line="473" w:lineRule="atLeast"/>
+        <w:rPr>
+          <w:rFonts w:ascii="Cambria" w:eastAsia="Times New Roman" w:hAnsi="Cambria" w:cs="Times New Roman"/>
+          <w:color w:val="000000"/>
+          <w:sz w:val="34"/>
+          <w:szCs w:val="34"/>
+          <w:lang w:bidi="hi-IN"/>
+        </w:rPr>
+      </w:pPr>
+      <w:r>
+        <w:rPr>
+          <w:rFonts w:ascii="Cambria" w:eastAsia="Times New Roman" w:hAnsi="Cambria" w:cs="Times New Roman"/>
+          <w:color w:val="000000"/>
+          <w:sz w:val="34"/>
+          <w:szCs w:val="34"/>
+          <w:lang w:bidi="hi-IN"/>
+        </w:rPr>
+        <w:t>}</w:t>
+      </w:r>
+    </w:p>
+    <w:p>
+      <w:pPr>
+        <w:shd w:val="clear" w:color="auto" w:fill="FFFFFF"/>
+        <w:spacing w:after="0" w:line="473" w:lineRule="atLeast"/>
+        <w:rPr>
+          <w:rFonts w:ascii="Cambria" w:eastAsia="Times New Roman" w:hAnsi="Cambria" w:cs="Times New Roman"/>
+          <w:color w:val="000000"/>
+          <w:sz w:val="34"/>
+          <w:szCs w:val="34"/>
+          <w:lang w:bidi="hi-IN"/>
+        </w:rPr>
+      </w:pPr>
+    </w:p>
+    <w:p>
+      <w:pPr>
+        <w:shd w:val="clear" w:color="auto" w:fill="FFFFFF"/>
+        <w:spacing w:after="0" w:line="473" w:lineRule="atLeast"/>
+        <w:rPr>
+          <w:rFonts w:ascii="Cambria" w:eastAsia="Times New Roman" w:hAnsi="Cambria" w:cs="Times New Roman"/>
+          <w:color w:val="000000"/>
+          <w:sz w:val="34"/>
+          <w:szCs w:val="34"/>
+          <w:lang w:bidi="hi-IN"/>
+        </w:rPr>
+      </w:pPr>
+      <w:proofErr w:type="gramStart"/>
+      <w:r>
+        <w:rPr>
+          <w:rFonts w:ascii="Cambria" w:eastAsia="Times New Roman" w:hAnsi="Cambria" w:cs="Times New Roman"/>
+          <w:color w:val="AF00DB"/>
+          <w:sz w:val="34"/>
+          <w:szCs w:val="34"/>
+          <w:lang w:bidi="hi-IN"/>
+        </w:rPr>
+        <w:t>export</w:t>
+      </w:r>
+      <w:proofErr w:type="gramEnd"/>
+      <w:r>
+        <w:rPr>
+          <w:rFonts w:ascii="Cambria" w:eastAsia="Times New Roman" w:hAnsi="Cambria" w:cs="Times New Roman"/>
+          <w:color w:val="000000"/>
+          <w:sz w:val="34"/>
+          <w:szCs w:val="34"/>
+          <w:lang w:bidi="hi-IN"/>
+        </w:rPr>
+        <w:t xml:space="preserve"> </w:t>
+      </w:r>
+      <w:r>
+        <w:rPr>
+          <w:rFonts w:ascii="Cambria" w:eastAsia="Times New Roman" w:hAnsi="Cambria" w:cs="Times New Roman"/>
+          <w:color w:val="AF00DB"/>
+          <w:sz w:val="34"/>
+          <w:szCs w:val="34"/>
+          <w:lang w:bidi="hi-IN"/>
+        </w:rPr>
+        <w:t>default</w:t>
+      </w:r>
+      <w:r>
+        <w:rPr>
+          <w:rFonts w:ascii="Cambria" w:eastAsia="Times New Roman" w:hAnsi="Cambria" w:cs="Times New Roman"/>
+          <w:color w:val="000000"/>
+          <w:sz w:val="34"/>
+          <w:szCs w:val="34"/>
+          <w:lang w:bidi="hi-IN"/>
+        </w:rPr>
+        <w:t xml:space="preserve"> </w:t>
+      </w:r>
+      <w:r>
+        <w:rPr>
+          <w:rFonts w:ascii="Cambria" w:eastAsia="Times New Roman" w:hAnsi="Cambria" w:cs="Times New Roman"/>
+          <w:color w:val="795E26"/>
+          <w:sz w:val="34"/>
+          <w:szCs w:val="34"/>
+          <w:lang w:bidi="hi-IN"/>
+        </w:rPr>
+        <w:t>Home</w:t>
+      </w:r>
+      <w:r>
+        <w:rPr>
+          <w:rFonts w:ascii="Cambria" w:eastAsia="Times New Roman" w:hAnsi="Cambria" w:cs="Times New Roman"/>
+          <w:color w:val="000000"/>
+          <w:sz w:val="34"/>
+          <w:szCs w:val="34"/>
+          <w:lang w:bidi="hi-IN"/>
+        </w:rPr>
+        <w:t>;</w:t>
+      </w:r>
+    </w:p>
+    <w:p>
+      <w:pPr>
+        <w:shd w:val="clear" w:color="auto" w:fill="FFFFFF"/>
+        <w:spacing w:after="0" w:line="473" w:lineRule="atLeast"/>
+        <w:rPr>
+          <w:rFonts w:ascii="Cambria" w:eastAsia="Times New Roman" w:hAnsi="Cambria" w:cs="Times New Roman"/>
+          <w:color w:val="000000"/>
+          <w:sz w:val="34"/>
+          <w:szCs w:val="34"/>
+          <w:lang w:bidi="hi-IN"/>
+        </w:rPr>
+      </w:pPr>
+    </w:p>
+    <w:p>
+      <w:pPr>
+        <w:pStyle w:val="ListParagraph"/>
+        <w:numPr>
+          <w:ilvl w:val="0"/>
+          <w:numId w:val="11"/>
+        </w:numPr>
+        <w:rPr>
+          <w:lang w:val="en-IN"/>
+        </w:rPr>
+      </w:pPr>
+      <w:proofErr w:type="spellStart"/>
+      <w:r>
+        <w:rPr>
+          <w:lang w:val="en-IN"/>
+        </w:rPr>
+        <w:t>Src</w:t>
+      </w:r>
+      <w:proofErr w:type="spellEnd"/>
+      <w:r>
+        <w:rPr>
+          <w:lang w:val="en-IN"/>
+        </w:rPr>
+        <w:t>/pages/</w:t>
+      </w:r>
+      <w:proofErr w:type="spellStart"/>
+      <w:r>
+        <w:rPr>
+          <w:lang w:val="en-IN"/>
+        </w:rPr>
+        <w:t>About.jsx</w:t>
+      </w:r>
+      <w:proofErr w:type="spellEnd"/>
+    </w:p>
+    <w:p>
+      <w:pPr>
+        <w:shd w:val="clear" w:color="auto" w:fill="FFFFFF"/>
+        <w:spacing w:after="0" w:line="473" w:lineRule="atLeast"/>
+        <w:rPr>
+          <w:rFonts w:ascii="Cambria" w:eastAsia="Times New Roman" w:hAnsi="Cambria" w:cs="Times New Roman"/>
+          <w:color w:val="000000"/>
+          <w:sz w:val="34"/>
+          <w:szCs w:val="34"/>
+          <w:lang w:bidi="hi-IN"/>
+        </w:rPr>
+      </w:pPr>
+      <w:proofErr w:type="gramStart"/>
+      <w:r>
+        <w:rPr>
+          <w:rFonts w:ascii="Cambria" w:eastAsia="Times New Roman" w:hAnsi="Cambria" w:cs="Times New Roman"/>
+          <w:color w:val="0000FF"/>
+          <w:sz w:val="34"/>
+          <w:szCs w:val="34"/>
+          <w:lang w:bidi="hi-IN"/>
+        </w:rPr>
+        <w:t>function</w:t>
+      </w:r>
+      <w:proofErr w:type="gramEnd"/>
+      <w:r>
+        <w:rPr>
+          <w:rFonts w:ascii="Cambria" w:eastAsia="Times New Roman" w:hAnsi="Cambria" w:cs="Times New Roman"/>
+          <w:color w:val="000000"/>
+          <w:sz w:val="34"/>
+          <w:szCs w:val="34"/>
+          <w:lang w:bidi="hi-IN"/>
+        </w:rPr>
+        <w:t xml:space="preserve"> </w:t>
+      </w:r>
+      <w:r>
+        <w:rPr>
+          <w:rFonts w:ascii="Cambria" w:eastAsia="Times New Roman" w:hAnsi="Cambria" w:cs="Times New Roman"/>
+          <w:color w:val="795E26"/>
+          <w:sz w:val="34"/>
+          <w:szCs w:val="34"/>
+          <w:lang w:bidi="hi-IN"/>
+        </w:rPr>
+        <w:t>About</w:t>
+      </w:r>
+      <w:r>
+        <w:rPr>
+          <w:rFonts w:ascii="Cambria" w:eastAsia="Times New Roman" w:hAnsi="Cambria" w:cs="Times New Roman"/>
+          <w:color w:val="000000"/>
+          <w:sz w:val="34"/>
+          <w:szCs w:val="34"/>
+          <w:lang w:bidi="hi-IN"/>
+        </w:rPr>
+        <w:t>() {</w:t>
+      </w:r>
+    </w:p>
+    <w:p>
+      <w:pPr>
+        <w:shd w:val="clear" w:color="auto" w:fill="FFFFFF"/>
+        <w:spacing w:after="0" w:line="473" w:lineRule="atLeast"/>
+        <w:rPr>
+          <w:rFonts w:ascii="Cambria" w:eastAsia="Times New Roman" w:hAnsi="Cambria" w:cs="Times New Roman"/>
+          <w:color w:val="000000"/>
+          <w:sz w:val="34"/>
+          <w:szCs w:val="34"/>
+          <w:lang w:bidi="hi-IN"/>
+        </w:rPr>
+      </w:pPr>
+      <w:r>
+        <w:rPr>
+          <w:rFonts w:ascii="Cambria" w:eastAsia="Times New Roman" w:hAnsi="Cambria" w:cs="Times New Roman"/>
+          <w:color w:val="000000"/>
+          <w:sz w:val="34"/>
+          <w:szCs w:val="34"/>
+          <w:lang w:bidi="hi-IN"/>
+        </w:rPr>
+        <w:t xml:space="preserve">  </w:t>
+      </w:r>
+      <w:proofErr w:type="gramStart"/>
+      <w:r>
+        <w:rPr>
+          <w:rFonts w:ascii="Cambria" w:eastAsia="Times New Roman" w:hAnsi="Cambria" w:cs="Times New Roman"/>
+          <w:color w:val="AF00DB"/>
+          <w:sz w:val="34"/>
+          <w:szCs w:val="34"/>
+          <w:lang w:bidi="hi-IN"/>
+        </w:rPr>
+        <w:t>return</w:t>
+      </w:r>
+      <w:proofErr w:type="gramEnd"/>
+      <w:r>
+        <w:rPr>
+          <w:rFonts w:ascii="Cambria" w:eastAsia="Times New Roman" w:hAnsi="Cambria" w:cs="Times New Roman"/>
+          <w:color w:val="000000"/>
+          <w:sz w:val="34"/>
+          <w:szCs w:val="34"/>
+          <w:lang w:bidi="hi-IN"/>
+        </w:rPr>
+        <w:t xml:space="preserve"> (</w:t>
+      </w:r>
+    </w:p>
+    <w:p>
+      <w:pPr>
+        <w:shd w:val="clear" w:color="auto" w:fill="FFFFFF"/>
+        <w:spacing w:after="0" w:line="473" w:lineRule="atLeast"/>
+        <w:rPr>
+          <w:rFonts w:ascii="Cambria" w:eastAsia="Times New Roman" w:hAnsi="Cambria" w:cs="Times New Roman"/>
+          <w:color w:val="000000"/>
+          <w:sz w:val="34"/>
+          <w:szCs w:val="34"/>
+          <w:lang w:bidi="hi-IN"/>
+        </w:rPr>
+      </w:pPr>
+      <w:r>
+        <w:rPr>
+          <w:rFonts w:ascii="Cambria" w:eastAsia="Times New Roman" w:hAnsi="Cambria" w:cs="Times New Roman"/>
+          <w:color w:val="000000"/>
+          <w:sz w:val="34"/>
+          <w:szCs w:val="34"/>
+          <w:lang w:bidi="hi-IN"/>
+        </w:rPr>
+        <w:t xml:space="preserve">    </w:t>
+      </w:r>
+      <w:r>
+        <w:rPr>
+          <w:rFonts w:ascii="Cambria" w:eastAsia="Times New Roman" w:hAnsi="Cambria" w:cs="Times New Roman"/>
+          <w:color w:val="800000"/>
+          <w:sz w:val="34"/>
+          <w:szCs w:val="34"/>
+          <w:lang w:bidi="hi-IN"/>
+        </w:rPr>
+        <w:t>&lt;</w:t>
+      </w:r>
+      <w:proofErr w:type="gramStart"/>
+      <w:r>
+        <w:rPr>
+          <w:rFonts w:ascii="Cambria" w:eastAsia="Times New Roman" w:hAnsi="Cambria" w:cs="Times New Roman"/>
+          <w:color w:val="800000"/>
+          <w:sz w:val="34"/>
+          <w:szCs w:val="34"/>
+          <w:lang w:bidi="hi-IN"/>
+        </w:rPr>
+        <w:t>div</w:t>
+      </w:r>
+      <w:proofErr w:type="gramEnd"/>
+      <w:r>
+        <w:rPr>
+          <w:rFonts w:ascii="Cambria" w:eastAsia="Times New Roman" w:hAnsi="Cambria" w:cs="Times New Roman"/>
+          <w:color w:val="800000"/>
+          <w:sz w:val="34"/>
+          <w:szCs w:val="34"/>
+          <w:lang w:bidi="hi-IN"/>
+        </w:rPr>
+        <w:t>&gt;</w:t>
+      </w:r>
+    </w:p>
+    <w:p>
+      <w:pPr>
+        <w:shd w:val="clear" w:color="auto" w:fill="FFFFFF"/>
+        <w:spacing w:after="0" w:line="473" w:lineRule="atLeast"/>
+        <w:rPr>
+          <w:rFonts w:ascii="Cambria" w:eastAsia="Times New Roman" w:hAnsi="Cambria" w:cs="Times New Roman"/>
+          <w:color w:val="000000"/>
+          <w:sz w:val="34"/>
+          <w:szCs w:val="34"/>
+          <w:lang w:bidi="hi-IN"/>
+        </w:rPr>
+      </w:pPr>
+      <w:r>
+        <w:rPr>
+          <w:rFonts w:ascii="Cambria" w:eastAsia="Times New Roman" w:hAnsi="Cambria" w:cs="Times New Roman"/>
+          <w:color w:val="000000"/>
+          <w:sz w:val="34"/>
+          <w:szCs w:val="34"/>
+          <w:lang w:bidi="hi-IN"/>
+        </w:rPr>
+        <w:t xml:space="preserve">      </w:t>
+      </w:r>
+      <w:r>
+        <w:rPr>
+          <w:rFonts w:ascii="Cambria" w:eastAsia="Times New Roman" w:hAnsi="Cambria" w:cs="Times New Roman"/>
+          <w:color w:val="800000"/>
+          <w:sz w:val="34"/>
+          <w:szCs w:val="34"/>
+          <w:lang w:bidi="hi-IN"/>
+        </w:rPr>
+        <w:t>&lt;</w:t>
+      </w:r>
+      <w:proofErr w:type="spellStart"/>
+      <w:r>
+        <w:rPr>
+          <w:rFonts w:ascii="Cambria" w:eastAsia="Times New Roman" w:hAnsi="Cambria" w:cs="Times New Roman"/>
+          <w:color w:val="800000"/>
+          <w:sz w:val="34"/>
+          <w:szCs w:val="34"/>
+          <w:lang w:bidi="hi-IN"/>
+        </w:rPr>
+        <w:t>h2</w:t>
+      </w:r>
+      <w:proofErr w:type="spellEnd"/>
+      <w:r>
+        <w:rPr>
+          <w:rFonts w:ascii="Cambria" w:eastAsia="Times New Roman" w:hAnsi="Cambria" w:cs="Times New Roman"/>
+          <w:color w:val="800000"/>
+          <w:sz w:val="34"/>
+          <w:szCs w:val="34"/>
+          <w:lang w:bidi="hi-IN"/>
+        </w:rPr>
+        <w:t>&gt;</w:t>
+      </w:r>
+      <w:r>
+        <w:rPr>
+          <w:rFonts w:ascii="Cambria" w:eastAsia="Times New Roman" w:hAnsi="Cambria" w:cs="Times New Roman"/>
+          <w:color w:val="000000"/>
+          <w:sz w:val="34"/>
+          <w:szCs w:val="34"/>
+          <w:lang w:bidi="hi-IN"/>
+        </w:rPr>
+        <w:t>About Page</w:t>
+      </w:r>
+      <w:r>
+        <w:rPr>
+          <w:rFonts w:ascii="Cambria" w:eastAsia="Times New Roman" w:hAnsi="Cambria" w:cs="Times New Roman"/>
+          <w:color w:val="800000"/>
+          <w:sz w:val="34"/>
+          <w:szCs w:val="34"/>
+          <w:lang w:bidi="hi-IN"/>
+        </w:rPr>
+        <w:t>&lt;/</w:t>
+      </w:r>
+      <w:proofErr w:type="spellStart"/>
+      <w:r>
+        <w:rPr>
+          <w:rFonts w:ascii="Cambria" w:eastAsia="Times New Roman" w:hAnsi="Cambria" w:cs="Times New Roman"/>
+          <w:color w:val="800000"/>
+          <w:sz w:val="34"/>
+          <w:szCs w:val="34"/>
+          <w:lang w:bidi="hi-IN"/>
+        </w:rPr>
+        <w:t>h2</w:t>
+      </w:r>
+      <w:proofErr w:type="spellEnd"/>
+      <w:r>
+        <w:rPr>
+          <w:rFonts w:ascii="Cambria" w:eastAsia="Times New Roman" w:hAnsi="Cambria" w:cs="Times New Roman"/>
+          <w:color w:val="800000"/>
+          <w:sz w:val="34"/>
+          <w:szCs w:val="34"/>
+          <w:lang w:bidi="hi-IN"/>
+        </w:rPr>
+        <w:t>&gt;</w:t>
+      </w:r>
+    </w:p>
+    <w:p>
+      <w:pPr>
+        <w:shd w:val="clear" w:color="auto" w:fill="FFFFFF"/>
+        <w:spacing w:after="0" w:line="473" w:lineRule="atLeast"/>
+        <w:rPr>
+          <w:rFonts w:ascii="Cambria" w:eastAsia="Times New Roman" w:hAnsi="Cambria" w:cs="Times New Roman"/>
+          <w:color w:val="000000"/>
+          <w:sz w:val="34"/>
+          <w:szCs w:val="34"/>
+          <w:lang w:bidi="hi-IN"/>
+        </w:rPr>
+      </w:pPr>
+      <w:r>
+        <w:rPr>
+          <w:rFonts w:ascii="Cambria" w:eastAsia="Times New Roman" w:hAnsi="Cambria" w:cs="Times New Roman"/>
+          <w:color w:val="000000"/>
+          <w:sz w:val="34"/>
+          <w:szCs w:val="34"/>
+          <w:lang w:bidi="hi-IN"/>
+        </w:rPr>
+        <w:t xml:space="preserve">      </w:t>
+      </w:r>
+      <w:r>
+        <w:rPr>
+          <w:rFonts w:ascii="Cambria" w:eastAsia="Times New Roman" w:hAnsi="Cambria" w:cs="Times New Roman"/>
+          <w:color w:val="800000"/>
+          <w:sz w:val="34"/>
+          <w:szCs w:val="34"/>
+          <w:lang w:bidi="hi-IN"/>
+        </w:rPr>
+        <w:t>&lt;p&gt;</w:t>
+      </w:r>
+      <w:r>
+        <w:rPr>
+          <w:rFonts w:ascii="Cambria" w:eastAsia="Times New Roman" w:hAnsi="Cambria" w:cs="Times New Roman"/>
+          <w:color w:val="000000"/>
+          <w:sz w:val="34"/>
+          <w:szCs w:val="34"/>
+          <w:lang w:bidi="hi-IN"/>
+        </w:rPr>
+        <w:t>This is the About Page</w:t>
+      </w:r>
+      <w:proofErr w:type="gramStart"/>
+      <w:r>
+        <w:rPr>
+          <w:rFonts w:ascii="Cambria" w:eastAsia="Times New Roman" w:hAnsi="Cambria" w:cs="Times New Roman"/>
+          <w:color w:val="000000"/>
+          <w:sz w:val="34"/>
+          <w:szCs w:val="34"/>
+          <w:lang w:bidi="hi-IN"/>
+        </w:rPr>
+        <w:t>.</w:t>
+      </w:r>
+      <w:r>
+        <w:rPr>
+          <w:rFonts w:ascii="Cambria" w:eastAsia="Times New Roman" w:hAnsi="Cambria" w:cs="Times New Roman"/>
+          <w:color w:val="800000"/>
+          <w:sz w:val="34"/>
+          <w:szCs w:val="34"/>
+          <w:lang w:bidi="hi-IN"/>
+        </w:rPr>
+        <w:t>&lt;</w:t>
+      </w:r>
+      <w:proofErr w:type="gramEnd"/>
+      <w:r>
+        <w:rPr>
+          <w:rFonts w:ascii="Cambria" w:eastAsia="Times New Roman" w:hAnsi="Cambria" w:cs="Times New Roman"/>
+          <w:color w:val="800000"/>
+          <w:sz w:val="34"/>
+          <w:szCs w:val="34"/>
+          <w:lang w:bidi="hi-IN"/>
+        </w:rPr>
+        <w:t>/p&gt;</w:t>
+      </w:r>
+    </w:p>
+    <w:p>
+      <w:pPr>
+        <w:shd w:val="clear" w:color="auto" w:fill="FFFFFF"/>
+        <w:spacing w:after="0" w:line="473" w:lineRule="atLeast"/>
+        <w:rPr>
+          <w:rFonts w:ascii="Cambria" w:eastAsia="Times New Roman" w:hAnsi="Cambria" w:cs="Times New Roman"/>
+          <w:color w:val="000000"/>
+          <w:sz w:val="34"/>
+          <w:szCs w:val="34"/>
+          <w:lang w:bidi="hi-IN"/>
+        </w:rPr>
+      </w:pPr>
+      <w:r>
+        <w:rPr>
+          <w:rFonts w:ascii="Cambria" w:eastAsia="Times New Roman" w:hAnsi="Cambria" w:cs="Times New Roman"/>
+          <w:color w:val="000000"/>
+          <w:sz w:val="34"/>
+          <w:szCs w:val="34"/>
+          <w:lang w:bidi="hi-IN"/>
+        </w:rPr>
+        <w:t xml:space="preserve">    </w:t>
+      </w:r>
+      <w:r>
+        <w:rPr>
+          <w:rFonts w:ascii="Cambria" w:eastAsia="Times New Roman" w:hAnsi="Cambria" w:cs="Times New Roman"/>
+          <w:color w:val="800000"/>
+          <w:sz w:val="34"/>
+          <w:szCs w:val="34"/>
+          <w:lang w:bidi="hi-IN"/>
+        </w:rPr>
+        <w:t>&lt;/div&gt;</w:t>
+      </w:r>
+    </w:p>
+    <w:p>
+      <w:pPr>
+        <w:shd w:val="clear" w:color="auto" w:fill="FFFFFF"/>
+        <w:spacing w:after="0" w:line="473" w:lineRule="atLeast"/>
+        <w:rPr>
+          <w:rFonts w:ascii="Cambria" w:eastAsia="Times New Roman" w:hAnsi="Cambria" w:cs="Times New Roman"/>
+          <w:color w:val="000000"/>
+          <w:sz w:val="34"/>
+          <w:szCs w:val="34"/>
+          <w:lang w:bidi="hi-IN"/>
+        </w:rPr>
+      </w:pPr>
+      <w:r>
+        <w:rPr>
+          <w:rFonts w:ascii="Cambria" w:eastAsia="Times New Roman" w:hAnsi="Cambria" w:cs="Times New Roman"/>
+          <w:color w:val="000000"/>
+          <w:sz w:val="34"/>
+          <w:szCs w:val="34"/>
+          <w:lang w:bidi="hi-IN"/>
+        </w:rPr>
+        <w:t>  );</w:t>
+      </w:r>
+    </w:p>
+    <w:p>
+      <w:pPr>
+        <w:shd w:val="clear" w:color="auto" w:fill="FFFFFF"/>
+        <w:spacing w:after="0" w:line="473" w:lineRule="atLeast"/>
+        <w:rPr>
+          <w:rFonts w:ascii="Cambria" w:eastAsia="Times New Roman" w:hAnsi="Cambria" w:cs="Times New Roman"/>
+          <w:color w:val="000000"/>
+          <w:sz w:val="34"/>
+          <w:szCs w:val="34"/>
+          <w:lang w:bidi="hi-IN"/>
+        </w:rPr>
+      </w:pPr>
+      <w:r>
+        <w:rPr>
+          <w:rFonts w:ascii="Cambria" w:eastAsia="Times New Roman" w:hAnsi="Cambria" w:cs="Times New Roman"/>
+          <w:color w:val="000000"/>
+          <w:sz w:val="34"/>
+          <w:szCs w:val="34"/>
+          <w:lang w:bidi="hi-IN"/>
+        </w:rPr>
+        <w:t>}</w:t>
+      </w:r>
+    </w:p>
+    <w:p>
+      <w:pPr>
+        <w:shd w:val="clear" w:color="auto" w:fill="FFFFFF"/>
+        <w:spacing w:after="0" w:line="473" w:lineRule="atLeast"/>
+        <w:rPr>
+          <w:rFonts w:ascii="Cambria" w:eastAsia="Times New Roman" w:hAnsi="Cambria" w:cs="Times New Roman"/>
+          <w:color w:val="000000"/>
+          <w:sz w:val="34"/>
+          <w:szCs w:val="34"/>
+          <w:lang w:bidi="hi-IN"/>
+        </w:rPr>
+      </w:pPr>
+    </w:p>
+    <w:p>
+      <w:pPr>
+        <w:shd w:val="clear" w:color="auto" w:fill="FFFFFF"/>
+        <w:spacing w:after="0" w:line="473" w:lineRule="atLeast"/>
+        <w:rPr>
+          <w:rFonts w:ascii="Cambria" w:eastAsia="Times New Roman" w:hAnsi="Cambria" w:cs="Times New Roman"/>
+          <w:color w:val="000000"/>
+          <w:sz w:val="34"/>
+          <w:szCs w:val="34"/>
+          <w:lang w:bidi="hi-IN"/>
+        </w:rPr>
+      </w:pPr>
+      <w:proofErr w:type="gramStart"/>
+      <w:r>
+        <w:rPr>
+          <w:rFonts w:ascii="Cambria" w:eastAsia="Times New Roman" w:hAnsi="Cambria" w:cs="Times New Roman"/>
+          <w:color w:val="AF00DB"/>
+          <w:sz w:val="34"/>
+          <w:szCs w:val="34"/>
+          <w:lang w:bidi="hi-IN"/>
+        </w:rPr>
+        <w:lastRenderedPageBreak/>
+        <w:t>export</w:t>
+      </w:r>
+      <w:proofErr w:type="gramEnd"/>
+      <w:r>
+        <w:rPr>
+          <w:rFonts w:ascii="Cambria" w:eastAsia="Times New Roman" w:hAnsi="Cambria" w:cs="Times New Roman"/>
+          <w:color w:val="000000"/>
+          <w:sz w:val="34"/>
+          <w:szCs w:val="34"/>
+          <w:lang w:bidi="hi-IN"/>
+        </w:rPr>
+        <w:t xml:space="preserve"> </w:t>
+      </w:r>
+      <w:r>
+        <w:rPr>
+          <w:rFonts w:ascii="Cambria" w:eastAsia="Times New Roman" w:hAnsi="Cambria" w:cs="Times New Roman"/>
+          <w:color w:val="AF00DB"/>
+          <w:sz w:val="34"/>
+          <w:szCs w:val="34"/>
+          <w:lang w:bidi="hi-IN"/>
+        </w:rPr>
+        <w:t>default</w:t>
+      </w:r>
+      <w:r>
+        <w:rPr>
+          <w:rFonts w:ascii="Cambria" w:eastAsia="Times New Roman" w:hAnsi="Cambria" w:cs="Times New Roman"/>
+          <w:color w:val="000000"/>
+          <w:sz w:val="34"/>
+          <w:szCs w:val="34"/>
+          <w:lang w:bidi="hi-IN"/>
+        </w:rPr>
+        <w:t xml:space="preserve"> </w:t>
+      </w:r>
+      <w:r>
+        <w:rPr>
+          <w:rFonts w:ascii="Cambria" w:eastAsia="Times New Roman" w:hAnsi="Cambria" w:cs="Times New Roman"/>
+          <w:color w:val="795E26"/>
+          <w:sz w:val="34"/>
+          <w:szCs w:val="34"/>
+          <w:lang w:bidi="hi-IN"/>
+        </w:rPr>
+        <w:t>About</w:t>
+      </w:r>
+      <w:r>
+        <w:rPr>
+          <w:rFonts w:ascii="Cambria" w:eastAsia="Times New Roman" w:hAnsi="Cambria" w:cs="Times New Roman"/>
+          <w:color w:val="000000"/>
+          <w:sz w:val="34"/>
+          <w:szCs w:val="34"/>
+          <w:lang w:bidi="hi-IN"/>
+        </w:rPr>
+        <w:t>;</w:t>
+      </w:r>
+    </w:p>
+    <w:p>
+      <w:pPr>
+        <w:rPr>
+          <w:lang w:val="en-IN"/>
+        </w:rPr>
+      </w:pPr>
+    </w:p>
+    <w:p>
+      <w:pPr>
+        <w:pStyle w:val="ListParagraph"/>
+        <w:numPr>
+          <w:ilvl w:val="0"/>
+          <w:numId w:val="11"/>
+        </w:numPr>
+        <w:rPr>
+          <w:lang w:val="en-IN"/>
+        </w:rPr>
+      </w:pPr>
+      <w:proofErr w:type="spellStart"/>
+      <w:r>
+        <w:rPr>
+          <w:lang w:val="en-IN"/>
+        </w:rPr>
+        <w:t>Src</w:t>
+      </w:r>
+      <w:proofErr w:type="spellEnd"/>
+      <w:r>
+        <w:rPr>
+          <w:lang w:val="en-IN"/>
+        </w:rPr>
+        <w:t>/pages/</w:t>
+      </w:r>
+      <w:proofErr w:type="spellStart"/>
+      <w:r>
+        <w:rPr>
+          <w:lang w:val="en-IN"/>
+        </w:rPr>
+        <w:t>Contact.jsx</w:t>
+      </w:r>
+      <w:proofErr w:type="spellEnd"/>
+    </w:p>
+    <w:p>
+      <w:pPr>
+        <w:shd w:val="clear" w:color="auto" w:fill="FFFFFF"/>
+        <w:spacing w:after="0" w:line="473" w:lineRule="atLeast"/>
+        <w:rPr>
+          <w:rFonts w:ascii="Cambria" w:eastAsia="Times New Roman" w:hAnsi="Cambria" w:cs="Times New Roman"/>
+          <w:color w:val="000000"/>
+          <w:sz w:val="34"/>
+          <w:szCs w:val="34"/>
+          <w:lang w:bidi="hi-IN"/>
+        </w:rPr>
+      </w:pPr>
+      <w:proofErr w:type="gramStart"/>
+      <w:r>
+        <w:rPr>
+          <w:rFonts w:ascii="Cambria" w:eastAsia="Times New Roman" w:hAnsi="Cambria" w:cs="Times New Roman"/>
+          <w:color w:val="0000FF"/>
+          <w:sz w:val="34"/>
+          <w:szCs w:val="34"/>
+          <w:lang w:bidi="hi-IN"/>
+        </w:rPr>
+        <w:t>function</w:t>
+      </w:r>
+      <w:proofErr w:type="gramEnd"/>
+      <w:r>
+        <w:rPr>
+          <w:rFonts w:ascii="Cambria" w:eastAsia="Times New Roman" w:hAnsi="Cambria" w:cs="Times New Roman"/>
+          <w:color w:val="000000"/>
+          <w:sz w:val="34"/>
+          <w:szCs w:val="34"/>
+          <w:lang w:bidi="hi-IN"/>
+        </w:rPr>
+        <w:t xml:space="preserve"> </w:t>
+      </w:r>
+      <w:r>
+        <w:rPr>
+          <w:rFonts w:ascii="Cambria" w:eastAsia="Times New Roman" w:hAnsi="Cambria" w:cs="Times New Roman"/>
+          <w:color w:val="795E26"/>
+          <w:sz w:val="34"/>
+          <w:szCs w:val="34"/>
+          <w:lang w:bidi="hi-IN"/>
+        </w:rPr>
+        <w:t>Contact</w:t>
+      </w:r>
+      <w:r>
+        <w:rPr>
+          <w:rFonts w:ascii="Cambria" w:eastAsia="Times New Roman" w:hAnsi="Cambria" w:cs="Times New Roman"/>
+          <w:color w:val="000000"/>
+          <w:sz w:val="34"/>
+          <w:szCs w:val="34"/>
+          <w:lang w:bidi="hi-IN"/>
+        </w:rPr>
+        <w:t>() {</w:t>
+      </w:r>
+    </w:p>
+    <w:p>
+      <w:pPr>
+        <w:shd w:val="clear" w:color="auto" w:fill="FFFFFF"/>
+        <w:spacing w:after="0" w:line="473" w:lineRule="atLeast"/>
+        <w:rPr>
+          <w:rFonts w:ascii="Cambria" w:eastAsia="Times New Roman" w:hAnsi="Cambria" w:cs="Times New Roman"/>
+          <w:color w:val="000000"/>
+          <w:sz w:val="34"/>
+          <w:szCs w:val="34"/>
+          <w:lang w:bidi="hi-IN"/>
+        </w:rPr>
+      </w:pPr>
+      <w:r>
+        <w:rPr>
+          <w:rFonts w:ascii="Cambria" w:eastAsia="Times New Roman" w:hAnsi="Cambria" w:cs="Times New Roman"/>
+          <w:color w:val="000000"/>
+          <w:sz w:val="34"/>
+          <w:szCs w:val="34"/>
+          <w:lang w:bidi="hi-IN"/>
+        </w:rPr>
+        <w:t xml:space="preserve">  </w:t>
+      </w:r>
+      <w:proofErr w:type="gramStart"/>
+      <w:r>
+        <w:rPr>
+          <w:rFonts w:ascii="Cambria" w:eastAsia="Times New Roman" w:hAnsi="Cambria" w:cs="Times New Roman"/>
+          <w:color w:val="AF00DB"/>
+          <w:sz w:val="34"/>
+          <w:szCs w:val="34"/>
+          <w:lang w:bidi="hi-IN"/>
+        </w:rPr>
+        <w:t>return</w:t>
+      </w:r>
+      <w:proofErr w:type="gramEnd"/>
+      <w:r>
+        <w:rPr>
+          <w:rFonts w:ascii="Cambria" w:eastAsia="Times New Roman" w:hAnsi="Cambria" w:cs="Times New Roman"/>
+          <w:color w:val="000000"/>
+          <w:sz w:val="34"/>
+          <w:szCs w:val="34"/>
+          <w:lang w:bidi="hi-IN"/>
+        </w:rPr>
+        <w:t xml:space="preserve"> (</w:t>
+      </w:r>
+    </w:p>
+    <w:p>
+      <w:pPr>
+        <w:shd w:val="clear" w:color="auto" w:fill="FFFFFF"/>
+        <w:spacing w:after="0" w:line="473" w:lineRule="atLeast"/>
+        <w:rPr>
+          <w:rFonts w:ascii="Cambria" w:eastAsia="Times New Roman" w:hAnsi="Cambria" w:cs="Times New Roman"/>
+          <w:color w:val="000000"/>
+          <w:sz w:val="34"/>
+          <w:szCs w:val="34"/>
+          <w:lang w:bidi="hi-IN"/>
+        </w:rPr>
+      </w:pPr>
+      <w:r>
+        <w:rPr>
+          <w:rFonts w:ascii="Cambria" w:eastAsia="Times New Roman" w:hAnsi="Cambria" w:cs="Times New Roman"/>
+          <w:color w:val="000000"/>
+          <w:sz w:val="34"/>
+          <w:szCs w:val="34"/>
+          <w:lang w:bidi="hi-IN"/>
+        </w:rPr>
+        <w:t xml:space="preserve">    </w:t>
+      </w:r>
+      <w:r>
+        <w:rPr>
+          <w:rFonts w:ascii="Cambria" w:eastAsia="Times New Roman" w:hAnsi="Cambria" w:cs="Times New Roman"/>
+          <w:color w:val="800000"/>
+          <w:sz w:val="34"/>
+          <w:szCs w:val="34"/>
+          <w:lang w:bidi="hi-IN"/>
+        </w:rPr>
+        <w:t>&lt;</w:t>
+      </w:r>
+      <w:proofErr w:type="gramStart"/>
+      <w:r>
+        <w:rPr>
+          <w:rFonts w:ascii="Cambria" w:eastAsia="Times New Roman" w:hAnsi="Cambria" w:cs="Times New Roman"/>
+          <w:color w:val="800000"/>
+          <w:sz w:val="34"/>
+          <w:szCs w:val="34"/>
+          <w:lang w:bidi="hi-IN"/>
+        </w:rPr>
+        <w:t>div</w:t>
+      </w:r>
+      <w:proofErr w:type="gramEnd"/>
+      <w:r>
+        <w:rPr>
+          <w:rFonts w:ascii="Cambria" w:eastAsia="Times New Roman" w:hAnsi="Cambria" w:cs="Times New Roman"/>
+          <w:color w:val="800000"/>
+          <w:sz w:val="34"/>
+          <w:szCs w:val="34"/>
+          <w:lang w:bidi="hi-IN"/>
+        </w:rPr>
+        <w:t>&gt;</w:t>
+      </w:r>
+    </w:p>
+    <w:p>
+      <w:pPr>
+        <w:shd w:val="clear" w:color="auto" w:fill="FFFFFF"/>
+        <w:spacing w:after="0" w:line="473" w:lineRule="atLeast"/>
+        <w:rPr>
+          <w:rFonts w:ascii="Cambria" w:eastAsia="Times New Roman" w:hAnsi="Cambria" w:cs="Times New Roman"/>
+          <w:color w:val="000000"/>
+          <w:sz w:val="34"/>
+          <w:szCs w:val="34"/>
+          <w:lang w:bidi="hi-IN"/>
+        </w:rPr>
+      </w:pPr>
+      <w:r>
+        <w:rPr>
+          <w:rFonts w:ascii="Cambria" w:eastAsia="Times New Roman" w:hAnsi="Cambria" w:cs="Times New Roman"/>
+          <w:color w:val="000000"/>
+          <w:sz w:val="34"/>
+          <w:szCs w:val="34"/>
+          <w:lang w:bidi="hi-IN"/>
+        </w:rPr>
+        <w:t xml:space="preserve">      </w:t>
+      </w:r>
+      <w:r>
+        <w:rPr>
+          <w:rFonts w:ascii="Cambria" w:eastAsia="Times New Roman" w:hAnsi="Cambria" w:cs="Times New Roman"/>
+          <w:color w:val="800000"/>
+          <w:sz w:val="34"/>
+          <w:szCs w:val="34"/>
+          <w:lang w:bidi="hi-IN"/>
+        </w:rPr>
+        <w:t>&lt;</w:t>
+      </w:r>
+      <w:proofErr w:type="spellStart"/>
+      <w:r>
+        <w:rPr>
+          <w:rFonts w:ascii="Cambria" w:eastAsia="Times New Roman" w:hAnsi="Cambria" w:cs="Times New Roman"/>
+          <w:color w:val="800000"/>
+          <w:sz w:val="34"/>
+          <w:szCs w:val="34"/>
+          <w:lang w:bidi="hi-IN"/>
+        </w:rPr>
+        <w:t>h2</w:t>
+      </w:r>
+      <w:proofErr w:type="spellEnd"/>
+      <w:r>
+        <w:rPr>
+          <w:rFonts w:ascii="Cambria" w:eastAsia="Times New Roman" w:hAnsi="Cambria" w:cs="Times New Roman"/>
+          <w:color w:val="800000"/>
+          <w:sz w:val="34"/>
+          <w:szCs w:val="34"/>
+          <w:lang w:bidi="hi-IN"/>
+        </w:rPr>
+        <w:t>&gt;</w:t>
+      </w:r>
+      <w:r>
+        <w:rPr>
+          <w:rFonts w:ascii="Cambria" w:eastAsia="Times New Roman" w:hAnsi="Cambria" w:cs="Times New Roman"/>
+          <w:color w:val="000000"/>
+          <w:sz w:val="34"/>
+          <w:szCs w:val="34"/>
+          <w:lang w:bidi="hi-IN"/>
+        </w:rPr>
+        <w:t>Contact Page</w:t>
+      </w:r>
+      <w:r>
+        <w:rPr>
+          <w:rFonts w:ascii="Cambria" w:eastAsia="Times New Roman" w:hAnsi="Cambria" w:cs="Times New Roman"/>
+          <w:color w:val="800000"/>
+          <w:sz w:val="34"/>
+          <w:szCs w:val="34"/>
+          <w:lang w:bidi="hi-IN"/>
+        </w:rPr>
+        <w:t>&lt;/</w:t>
+      </w:r>
+      <w:proofErr w:type="spellStart"/>
+      <w:r>
+        <w:rPr>
+          <w:rFonts w:ascii="Cambria" w:eastAsia="Times New Roman" w:hAnsi="Cambria" w:cs="Times New Roman"/>
+          <w:color w:val="800000"/>
+          <w:sz w:val="34"/>
+          <w:szCs w:val="34"/>
+          <w:lang w:bidi="hi-IN"/>
+        </w:rPr>
+        <w:t>h2</w:t>
+      </w:r>
+      <w:proofErr w:type="spellEnd"/>
+      <w:r>
+        <w:rPr>
+          <w:rFonts w:ascii="Cambria" w:eastAsia="Times New Roman" w:hAnsi="Cambria" w:cs="Times New Roman"/>
+          <w:color w:val="800000"/>
+          <w:sz w:val="34"/>
+          <w:szCs w:val="34"/>
+          <w:lang w:bidi="hi-IN"/>
+        </w:rPr>
+        <w:t>&gt;</w:t>
+      </w:r>
+    </w:p>
+    <w:p>
+      <w:pPr>
+        <w:shd w:val="clear" w:color="auto" w:fill="FFFFFF"/>
+        <w:spacing w:after="0" w:line="473" w:lineRule="atLeast"/>
+        <w:rPr>
+          <w:rFonts w:ascii="Cambria" w:eastAsia="Times New Roman" w:hAnsi="Cambria" w:cs="Times New Roman"/>
+          <w:color w:val="000000"/>
+          <w:sz w:val="34"/>
+          <w:szCs w:val="34"/>
+          <w:lang w:bidi="hi-IN"/>
+        </w:rPr>
+      </w:pPr>
+      <w:r>
+        <w:rPr>
+          <w:rFonts w:ascii="Cambria" w:eastAsia="Times New Roman" w:hAnsi="Cambria" w:cs="Times New Roman"/>
+          <w:color w:val="000000"/>
+          <w:sz w:val="34"/>
+          <w:szCs w:val="34"/>
+          <w:lang w:bidi="hi-IN"/>
+        </w:rPr>
+        <w:t xml:space="preserve">      </w:t>
+      </w:r>
+      <w:r>
+        <w:rPr>
+          <w:rFonts w:ascii="Cambria" w:eastAsia="Times New Roman" w:hAnsi="Cambria" w:cs="Times New Roman"/>
+          <w:color w:val="800000"/>
+          <w:sz w:val="34"/>
+          <w:szCs w:val="34"/>
+          <w:lang w:bidi="hi-IN"/>
+        </w:rPr>
+        <w:t>&lt;p&gt;</w:t>
+      </w:r>
+      <w:r>
+        <w:rPr>
+          <w:rFonts w:ascii="Cambria" w:eastAsia="Times New Roman" w:hAnsi="Cambria" w:cs="Times New Roman"/>
+          <w:color w:val="000000"/>
+          <w:sz w:val="34"/>
+          <w:szCs w:val="34"/>
+          <w:lang w:bidi="hi-IN"/>
+        </w:rPr>
+        <w:t>This is the Contact Page</w:t>
+      </w:r>
+      <w:proofErr w:type="gramStart"/>
+      <w:r>
+        <w:rPr>
+          <w:rFonts w:ascii="Cambria" w:eastAsia="Times New Roman" w:hAnsi="Cambria" w:cs="Times New Roman"/>
+          <w:color w:val="000000"/>
+          <w:sz w:val="34"/>
+          <w:szCs w:val="34"/>
+          <w:lang w:bidi="hi-IN"/>
+        </w:rPr>
+        <w:t>.</w:t>
+      </w:r>
+      <w:r>
+        <w:rPr>
+          <w:rFonts w:ascii="Cambria" w:eastAsia="Times New Roman" w:hAnsi="Cambria" w:cs="Times New Roman"/>
+          <w:color w:val="800000"/>
+          <w:sz w:val="34"/>
+          <w:szCs w:val="34"/>
+          <w:lang w:bidi="hi-IN"/>
+        </w:rPr>
+        <w:t>&lt;</w:t>
+      </w:r>
+      <w:proofErr w:type="gramEnd"/>
+      <w:r>
+        <w:rPr>
+          <w:rFonts w:ascii="Cambria" w:eastAsia="Times New Roman" w:hAnsi="Cambria" w:cs="Times New Roman"/>
+          <w:color w:val="800000"/>
+          <w:sz w:val="34"/>
+          <w:szCs w:val="34"/>
+          <w:lang w:bidi="hi-IN"/>
+        </w:rPr>
+        <w:t>/p&gt;</w:t>
+      </w:r>
+    </w:p>
+    <w:p>
+      <w:pPr>
+        <w:shd w:val="clear" w:color="auto" w:fill="FFFFFF"/>
+        <w:spacing w:after="0" w:line="473" w:lineRule="atLeast"/>
+        <w:rPr>
+          <w:rFonts w:ascii="Cambria" w:eastAsia="Times New Roman" w:hAnsi="Cambria" w:cs="Times New Roman"/>
+          <w:color w:val="000000"/>
+          <w:sz w:val="34"/>
+          <w:szCs w:val="34"/>
+          <w:lang w:bidi="hi-IN"/>
+        </w:rPr>
+      </w:pPr>
+      <w:r>
+        <w:rPr>
+          <w:rFonts w:ascii="Cambria" w:eastAsia="Times New Roman" w:hAnsi="Cambria" w:cs="Times New Roman"/>
+          <w:color w:val="000000"/>
+          <w:sz w:val="34"/>
+          <w:szCs w:val="34"/>
+          <w:lang w:bidi="hi-IN"/>
+        </w:rPr>
+        <w:t xml:space="preserve">    </w:t>
+      </w:r>
+      <w:r>
+        <w:rPr>
+          <w:rFonts w:ascii="Cambria" w:eastAsia="Times New Roman" w:hAnsi="Cambria" w:cs="Times New Roman"/>
+          <w:color w:val="800000"/>
+          <w:sz w:val="34"/>
+          <w:szCs w:val="34"/>
+          <w:lang w:bidi="hi-IN"/>
+        </w:rPr>
+        <w:t>&lt;/div&gt;</w:t>
+      </w:r>
+    </w:p>
+    <w:p>
+      <w:pPr>
+        <w:shd w:val="clear" w:color="auto" w:fill="FFFFFF"/>
+        <w:spacing w:after="0" w:line="473" w:lineRule="atLeast"/>
+        <w:rPr>
+          <w:rFonts w:ascii="Cambria" w:eastAsia="Times New Roman" w:hAnsi="Cambria" w:cs="Times New Roman"/>
+          <w:color w:val="000000"/>
+          <w:sz w:val="34"/>
+          <w:szCs w:val="34"/>
+          <w:lang w:bidi="hi-IN"/>
+        </w:rPr>
+      </w:pPr>
+      <w:r>
+        <w:rPr>
+          <w:rFonts w:ascii="Cambria" w:eastAsia="Times New Roman" w:hAnsi="Cambria" w:cs="Times New Roman"/>
+          <w:color w:val="000000"/>
+          <w:sz w:val="34"/>
+          <w:szCs w:val="34"/>
+          <w:lang w:bidi="hi-IN"/>
+        </w:rPr>
+        <w:t>  );</w:t>
+      </w:r>
+    </w:p>
+    <w:p>
+      <w:pPr>
+        <w:shd w:val="clear" w:color="auto" w:fill="FFFFFF"/>
+        <w:spacing w:after="0" w:line="473" w:lineRule="atLeast"/>
+        <w:rPr>
+          <w:rFonts w:ascii="Cambria" w:eastAsia="Times New Roman" w:hAnsi="Cambria" w:cs="Times New Roman"/>
+          <w:color w:val="000000"/>
+          <w:sz w:val="34"/>
+          <w:szCs w:val="34"/>
+          <w:lang w:bidi="hi-IN"/>
+        </w:rPr>
+      </w:pPr>
+      <w:r>
+        <w:rPr>
+          <w:rFonts w:ascii="Cambria" w:eastAsia="Times New Roman" w:hAnsi="Cambria" w:cs="Times New Roman"/>
+          <w:color w:val="000000"/>
+          <w:sz w:val="34"/>
+          <w:szCs w:val="34"/>
+          <w:lang w:bidi="hi-IN"/>
+        </w:rPr>
+        <w:t>}</w:t>
+      </w:r>
+    </w:p>
+    <w:p>
+      <w:pPr>
+        <w:shd w:val="clear" w:color="auto" w:fill="FFFFFF"/>
+        <w:spacing w:after="0" w:line="473" w:lineRule="atLeast"/>
+        <w:rPr>
+          <w:rFonts w:ascii="Cambria" w:eastAsia="Times New Roman" w:hAnsi="Cambria" w:cs="Times New Roman"/>
+          <w:color w:val="000000"/>
+          <w:sz w:val="34"/>
+          <w:szCs w:val="34"/>
+          <w:lang w:bidi="hi-IN"/>
+        </w:rPr>
+      </w:pPr>
+    </w:p>
+    <w:p>
+      <w:pPr>
+        <w:shd w:val="clear" w:color="auto" w:fill="FFFFFF"/>
+        <w:spacing w:after="0" w:line="473" w:lineRule="atLeast"/>
+        <w:rPr>
+          <w:rFonts w:ascii="Cambria" w:eastAsia="Times New Roman" w:hAnsi="Cambria" w:cs="Times New Roman"/>
+          <w:color w:val="000000"/>
+          <w:sz w:val="34"/>
+          <w:szCs w:val="34"/>
+          <w:lang w:bidi="hi-IN"/>
+        </w:rPr>
+      </w:pPr>
+      <w:proofErr w:type="gramStart"/>
+      <w:r>
+        <w:rPr>
+          <w:rFonts w:ascii="Cambria" w:eastAsia="Times New Roman" w:hAnsi="Cambria" w:cs="Times New Roman"/>
+          <w:color w:val="AF00DB"/>
+          <w:sz w:val="34"/>
+          <w:szCs w:val="34"/>
+          <w:lang w:bidi="hi-IN"/>
+        </w:rPr>
+        <w:t>export</w:t>
+      </w:r>
+      <w:proofErr w:type="gramEnd"/>
+      <w:r>
+        <w:rPr>
+          <w:rFonts w:ascii="Cambria" w:eastAsia="Times New Roman" w:hAnsi="Cambria" w:cs="Times New Roman"/>
+          <w:color w:val="000000"/>
+          <w:sz w:val="34"/>
+          <w:szCs w:val="34"/>
+          <w:lang w:bidi="hi-IN"/>
+        </w:rPr>
+        <w:t xml:space="preserve"> </w:t>
+      </w:r>
+      <w:r>
+        <w:rPr>
+          <w:rFonts w:ascii="Cambria" w:eastAsia="Times New Roman" w:hAnsi="Cambria" w:cs="Times New Roman"/>
+          <w:color w:val="AF00DB"/>
+          <w:sz w:val="34"/>
+          <w:szCs w:val="34"/>
+          <w:lang w:bidi="hi-IN"/>
+        </w:rPr>
+        <w:t>default</w:t>
+      </w:r>
+      <w:r>
+        <w:rPr>
+          <w:rFonts w:ascii="Cambria" w:eastAsia="Times New Roman" w:hAnsi="Cambria" w:cs="Times New Roman"/>
+          <w:color w:val="000000"/>
+          <w:sz w:val="34"/>
+          <w:szCs w:val="34"/>
+          <w:lang w:bidi="hi-IN"/>
+        </w:rPr>
+        <w:t xml:space="preserve"> </w:t>
+      </w:r>
+      <w:r>
+        <w:rPr>
+          <w:rFonts w:ascii="Cambria" w:eastAsia="Times New Roman" w:hAnsi="Cambria" w:cs="Times New Roman"/>
+          <w:color w:val="795E26"/>
+          <w:sz w:val="34"/>
+          <w:szCs w:val="34"/>
+          <w:lang w:bidi="hi-IN"/>
+        </w:rPr>
+        <w:t>Contact</w:t>
+      </w:r>
+      <w:r>
+        <w:rPr>
+          <w:rFonts w:ascii="Cambria" w:eastAsia="Times New Roman" w:hAnsi="Cambria" w:cs="Times New Roman"/>
+          <w:color w:val="000000"/>
+          <w:sz w:val="34"/>
+          <w:szCs w:val="34"/>
+          <w:lang w:bidi="hi-IN"/>
+        </w:rPr>
+        <w:t>;</w:t>
+      </w:r>
+    </w:p>
+    <w:p>
+      <w:pPr>
+        <w:rPr>
+          <w:lang w:val="en-IN"/>
+        </w:rPr>
+      </w:pPr>
     </w:p>
     <w:p>
       <w:pPr>
@@ -380,6 +3524,7 @@
           <w:noProof/>
           <w:lang w:bidi="hi-IN"/>
         </w:rPr>
+        <w:lastRenderedPageBreak/>
         <w:drawing>
           <wp:inline distT="0" distB="0" distL="0" distR="0">
             <wp:extent cx="3480435" cy="1242060"/>
@@ -648,6 +3793,16 @@
           <w:lang w:val="en-IN"/>
         </w:rPr>
       </w:pPr>
+    </w:p>
+    <w:p>
+      <w:pPr>
+        <w:ind w:left="360"/>
+        <w:rPr>
+          <w:b/>
+          <w:bCs/>
+          <w:lang w:val="en-IN"/>
+        </w:rPr>
+      </w:pPr>
       <w:r>
         <w:rPr>
           <w:b/>
@@ -2675,6 +5830,119 @@
     </w:lvl>
   </w:abstractNum>
   <w:abstractNum w:abstractNumId="5">
+    <w:nsid w:val="55AB4F06"/>
+    <w:multiLevelType w:val="hybridMultilevel"/>
+    <w:tmpl w:val="0F5A68A6"/>
+    <w:lvl w:ilvl="0" w:tplc="04090001">
+      <w:start w:val="1"/>
+      <w:numFmt w:val="bullet"/>
+      <w:lvlText w:val=""/>
+      <w:lvlJc w:val="left"/>
+      <w:pPr>
+        <w:ind w:left="720" w:hanging="360"/>
+      </w:pPr>
+      <w:rPr>
+        <w:rFonts w:ascii="Symbol" w:hAnsi="Symbol" w:hint="default"/>
+      </w:rPr>
+    </w:lvl>
+    <w:lvl w:ilvl="1" w:tplc="04090003" w:tentative="1">
+      <w:start w:val="1"/>
+      <w:numFmt w:val="bullet"/>
+      <w:lvlText w:val="o"/>
+      <w:lvlJc w:val="left"/>
+      <w:pPr>
+        <w:ind w:left="1440" w:hanging="360"/>
+      </w:pPr>
+      <w:rPr>
+        <w:rFonts w:ascii="Courier New" w:hAnsi="Courier New" w:cs="Courier New" w:hint="default"/>
+      </w:rPr>
+    </w:lvl>
+    <w:lvl w:ilvl="2" w:tplc="04090005" w:tentative="1">
+      <w:start w:val="1"/>
+      <w:numFmt w:val="bullet"/>
+      <w:lvlText w:val=""/>
+      <w:lvlJc w:val="left"/>
+      <w:pPr>
+        <w:ind w:left="2160" w:hanging="360"/>
+      </w:pPr>
+      <w:rPr>
+        <w:rFonts w:ascii="Wingdings" w:hAnsi="Wingdings" w:hint="default"/>
+      </w:rPr>
+    </w:lvl>
+    <w:lvl w:ilvl="3" w:tplc="04090001" w:tentative="1">
+      <w:start w:val="1"/>
+      <w:numFmt w:val="bullet"/>
+      <w:lvlText w:val=""/>
+      <w:lvlJc w:val="left"/>
+      <w:pPr>
+        <w:ind w:left="2880" w:hanging="360"/>
+      </w:pPr>
+      <w:rPr>
+        <w:rFonts w:ascii="Symbol" w:hAnsi="Symbol" w:hint="default"/>
+      </w:rPr>
+    </w:lvl>
+    <w:lvl w:ilvl="4" w:tplc="04090003" w:tentative="1">
+      <w:start w:val="1"/>
+      <w:numFmt w:val="bullet"/>
+      <w:lvlText w:val="o"/>
+      <w:lvlJc w:val="left"/>
+      <w:pPr>
+        <w:ind w:left="3600" w:hanging="360"/>
+      </w:pPr>
+      <w:rPr>
+        <w:rFonts w:ascii="Courier New" w:hAnsi="Courier New" w:cs="Courier New" w:hint="default"/>
+      </w:rPr>
+    </w:lvl>
+    <w:lvl w:ilvl="5" w:tplc="04090005" w:tentative="1">
+      <w:start w:val="1"/>
+      <w:numFmt w:val="bullet"/>
+      <w:lvlText w:val=""/>
+      <w:lvlJc w:val="left"/>
+      <w:pPr>
+        <w:ind w:left="4320" w:hanging="360"/>
+      </w:pPr>
+      <w:rPr>
+        <w:rFonts w:ascii="Wingdings" w:hAnsi="Wingdings" w:hint="default"/>
+      </w:rPr>
+    </w:lvl>
+    <w:lvl w:ilvl="6" w:tplc="04090001" w:tentative="1">
+      <w:start w:val="1"/>
+      <w:numFmt w:val="bullet"/>
+      <w:lvlText w:val=""/>
+      <w:lvlJc w:val="left"/>
+      <w:pPr>
+        <w:ind w:left="5040" w:hanging="360"/>
+      </w:pPr>
+      <w:rPr>
+        <w:rFonts w:ascii="Symbol" w:hAnsi="Symbol" w:hint="default"/>
+      </w:rPr>
+    </w:lvl>
+    <w:lvl w:ilvl="7" w:tplc="04090003" w:tentative="1">
+      <w:start w:val="1"/>
+      <w:numFmt w:val="bullet"/>
+      <w:lvlText w:val="o"/>
+      <w:lvlJc w:val="left"/>
+      <w:pPr>
+        <w:ind w:left="5760" w:hanging="360"/>
+      </w:pPr>
+      <w:rPr>
+        <w:rFonts w:ascii="Courier New" w:hAnsi="Courier New" w:cs="Courier New" w:hint="default"/>
+      </w:rPr>
+    </w:lvl>
+    <w:lvl w:ilvl="8" w:tplc="04090005" w:tentative="1">
+      <w:start w:val="1"/>
+      <w:numFmt w:val="bullet"/>
+      <w:lvlText w:val=""/>
+      <w:lvlJc w:val="left"/>
+      <w:pPr>
+        <w:ind w:left="6480" w:hanging="360"/>
+      </w:pPr>
+      <w:rPr>
+        <w:rFonts w:ascii="Wingdings" w:hAnsi="Wingdings" w:hint="default"/>
+      </w:rPr>
+    </w:lvl>
+  </w:abstractNum>
+  <w:abstractNum w:abstractNumId="6">
     <w:nsid w:val="592C3843"/>
     <w:multiLevelType w:val="multilevel"/>
     <w:tmpl w:val="52D8B462"/>
@@ -2823,7 +6091,7 @@
       </w:rPr>
     </w:lvl>
   </w:abstractNum>
-  <w:abstractNum w:abstractNumId="6">
+  <w:abstractNum w:abstractNumId="7">
     <w:nsid w:val="5E5E0C5E"/>
     <w:multiLevelType w:val="multilevel"/>
     <w:tmpl w:val="2528E6BA"/>
@@ -2972,7 +6240,7 @@
       </w:rPr>
     </w:lvl>
   </w:abstractNum>
-  <w:abstractNum w:abstractNumId="7">
+  <w:abstractNum w:abstractNumId="8">
     <w:nsid w:val="5F9B1237"/>
     <w:multiLevelType w:val="multilevel"/>
     <w:tmpl w:val="DA94E728"/>
@@ -3121,7 +6389,7 @@
       </w:rPr>
     </w:lvl>
   </w:abstractNum>
-  <w:abstractNum w:abstractNumId="8">
+  <w:abstractNum w:abstractNumId="9">
     <w:nsid w:val="62FA6871"/>
     <w:multiLevelType w:val="multilevel"/>
     <w:tmpl w:val="E8FE03E6"/>
@@ -3270,7 +6538,7 @@
       </w:rPr>
     </w:lvl>
   </w:abstractNum>
-  <w:abstractNum w:abstractNumId="9">
+  <w:abstractNum w:abstractNumId="10">
     <w:nsid w:val="6D604A6D"/>
     <w:multiLevelType w:val="multilevel"/>
     <w:tmpl w:val="D91CAA9C"/>
@@ -3426,27 +6694,30 @@
     <w:abstractNumId w:val="4"/>
   </w:num>
   <w:num w:numId="3">
-    <w:abstractNumId w:val="6"/>
+    <w:abstractNumId w:val="7"/>
   </w:num>
   <w:num w:numId="4">
     <w:abstractNumId w:val="3"/>
   </w:num>
   <w:num w:numId="5">
-    <w:abstractNumId w:val="9"/>
+    <w:abstractNumId w:val="10"/>
   </w:num>
   <w:num w:numId="6">
     <w:abstractNumId w:val="0"/>
   </w:num>
   <w:num w:numId="7">
-    <w:abstractNumId w:val="7"/>
+    <w:abstractNumId w:val="8"/>
   </w:num>
   <w:num w:numId="8">
-    <w:abstractNumId w:val="8"/>
+    <w:abstractNumId w:val="9"/>
   </w:num>
   <w:num w:numId="9">
     <w:abstractNumId w:val="2"/>
   </w:num>
   <w:num w:numId="10">
+    <w:abstractNumId w:val="6"/>
+  </w:num>
+  <w:num w:numId="11">
     <w:abstractNumId w:val="5"/>
   </w:num>
 </w:numbering>
